--- a/Jaava_Notes_Placements/DSA_Java_gfg.docx
+++ b/Jaava_Notes_Placements/DSA_Java_gfg.docx
@@ -122,8 +122,19 @@
           <w:i/>
           <w:iCs/>
         </w:rPr>
-        <w:t>Example 1 :</w:t>
-      </w:r>
+        <w:t xml:space="preserve">Example </w:t>
+      </w:r>
+      <w:proofErr w:type="gramStart"/>
+      <w:r>
+        <w:rPr>
+          <w:b/>
+          <w:bCs/>
+          <w:i/>
+          <w:iCs/>
+        </w:rPr>
+        <w:t>1 :</w:t>
+      </w:r>
+      <w:proofErr w:type="gramEnd"/>
       <w:r>
         <w:rPr>
           <w:i/>
@@ -242,8 +253,19 @@
           <w:i/>
           <w:iCs/>
         </w:rPr>
-        <w:t>Example 2 :</w:t>
-      </w:r>
+        <w:t xml:space="preserve">Example </w:t>
+      </w:r>
+      <w:proofErr w:type="gramStart"/>
+      <w:r>
+        <w:rPr>
+          <w:b/>
+          <w:bCs/>
+          <w:i/>
+          <w:iCs/>
+        </w:rPr>
+        <w:t>2 :</w:t>
+      </w:r>
+      <w:proofErr w:type="gramEnd"/>
       <w:r>
         <w:rPr>
           <w:i/>
@@ -359,7 +381,15 @@
     </w:p>
     <w:p>
       <w:r>
-        <w:t>A naive approach is to implement both algorithms and compare their running times on different inputs, but this method has many drawbacks for analyzing algorithms. </w:t>
+        <w:t xml:space="preserve">A naive approach is to implement both algorithms and compare their running times on different inputs, but this method has many drawbacks for </w:t>
+      </w:r>
+      <w:proofErr w:type="spellStart"/>
+      <w:r>
+        <w:t>analyzing</w:t>
+      </w:r>
+      <w:proofErr w:type="spellEnd"/>
+      <w:r>
+        <w:t xml:space="preserve"> algorithms. </w:t>
       </w:r>
     </w:p>
     <w:p>
@@ -401,7 +431,15 @@
         </w:numPr>
       </w:pPr>
       <w:r>
-        <w:t>Describes the asymptotic behavior (order of growth of time or space in terms of input size) of a function, not its exact value.</w:t>
+        <w:t xml:space="preserve">Describes the asymptotic </w:t>
+      </w:r>
+      <w:proofErr w:type="spellStart"/>
+      <w:r>
+        <w:t>behavior</w:t>
+      </w:r>
+      <w:proofErr w:type="spellEnd"/>
+      <w:r>
+        <w:t xml:space="preserve"> (order of growth of time or space in terms of input size) of a function, not its exact value.</w:t>
       </w:r>
     </w:p>
     <w:p>
@@ -422,12 +460,36 @@
         <w:t> upper limit</w:t>
       </w:r>
       <w:r>
-        <w:t> on the time taken by an algorithm in terms of the size of the input. We mainly consider the worst case scenario of the algorithm to find its time complexity in terms of Big O</w:t>
-      </w:r>
-    </w:p>
-    <w:p>
-      <w:r>
-        <w:t>Big-O notation is a way to measure the time and space complexity of an algorithm. It describes the upper bound of the complexity in the worst-case scenario. Let’s look into the different types of time complexities</w:t>
+        <w:t xml:space="preserve"> on the time taken by an algorithm in terms of the size of the input. We mainly consider the </w:t>
+      </w:r>
+      <w:proofErr w:type="gramStart"/>
+      <w:r>
+        <w:t>worst case</w:t>
+      </w:r>
+      <w:proofErr w:type="gramEnd"/>
+      <w:r>
+        <w:t xml:space="preserve"> scenario of the algorithm to find its time complexity in terms of Big O</w:t>
+      </w:r>
+    </w:p>
+    <w:p>
+      <w:r>
+        <w:t xml:space="preserve">Big-O notation is a way to measure the time and space complexity of an algorithm. It describes the upper bound of the complexity in the worst-case scenario. </w:t>
+      </w:r>
+      <w:proofErr w:type="gramStart"/>
+      <w:r>
+        <w:t>Let’s</w:t>
+      </w:r>
+      <w:proofErr w:type="gramEnd"/>
+      <w:r>
+        <w:t xml:space="preserve"> </w:t>
+      </w:r>
+      <w:proofErr w:type="gramStart"/>
+      <w:r>
+        <w:t>look into</w:t>
+      </w:r>
+      <w:proofErr w:type="gramEnd"/>
+      <w:r>
+        <w:t xml:space="preserve"> the different types of time complexities</w:t>
       </w:r>
       <w:r>
         <w:t>:</w:t>
@@ -479,7 +541,23 @@
           <w:b/>
           <w:bCs/>
         </w:rPr>
-        <w:t>2. Logarithmic Time Complexity: Big O(log n) Complexity</w:t>
+        <w:t xml:space="preserve">2. Logarithmic Time Complexity: Big </w:t>
+      </w:r>
+      <w:proofErr w:type="gramStart"/>
+      <w:r>
+        <w:rPr>
+          <w:b/>
+          <w:bCs/>
+        </w:rPr>
+        <w:t>O(</w:t>
+      </w:r>
+      <w:proofErr w:type="gramEnd"/>
+      <w:r>
+        <w:rPr>
+          <w:b/>
+          <w:bCs/>
+        </w:rPr>
+        <w:t>log n) Complexity</w:t>
       </w:r>
     </w:p>
     <w:p>
@@ -619,7 +697,15 @@
           <w:b/>
           <w:bCs/>
         </w:rPr>
-        <w:t>5. Polynomial Time Complexity: Big O(n</w:t>
+        <w:t>5. Polynomial Time Complexity: Big O(</w:t>
+      </w:r>
+      <w:proofErr w:type="spellStart"/>
+      <w:r>
+        <w:rPr>
+          <w:b/>
+          <w:bCs/>
+        </w:rPr>
+        <w:t>n</w:t>
       </w:r>
       <w:r>
         <w:rPr>
@@ -629,6 +715,7 @@
         </w:rPr>
         <w:t>k</w:t>
       </w:r>
+      <w:proofErr w:type="spellEnd"/>
       <w:r>
         <w:rPr>
           <w:b/>
@@ -666,7 +753,23 @@
           <w:b/>
           <w:bCs/>
         </w:rPr>
-        <w:t> O(nk)</w:t>
+        <w:t> O(</w:t>
+      </w:r>
+      <w:proofErr w:type="spellStart"/>
+      <w:r>
+        <w:rPr>
+          <w:b/>
+          <w:bCs/>
+        </w:rPr>
+        <w:t>nk</w:t>
+      </w:r>
+      <w:proofErr w:type="spellEnd"/>
+      <w:r>
+        <w:rPr>
+          <w:b/>
+          <w:bCs/>
+        </w:rPr>
+        <w:t>)</w:t>
       </w:r>
       <w:r>
         <w:t>, where </w:t>
@@ -1671,8 +1774,13 @@
             <w:hideMark/>
           </w:tcPr>
           <w:p>
+            <w:proofErr w:type="gramStart"/>
             <w:r>
-              <w:t>O(log n)</w:t>
+              <w:t>O(</w:t>
+            </w:r>
+            <w:proofErr w:type="gramEnd"/>
+            <w:r>
+              <w:t>log n)</w:t>
             </w:r>
           </w:p>
         </w:tc>
@@ -1800,9 +1908,11 @@
             <w:hideMark/>
           </w:tcPr>
           <w:p>
+            <w:proofErr w:type="spellStart"/>
             <w:r>
               <w:t>Superlinear</w:t>
             </w:r>
+            <w:proofErr w:type="spellEnd"/>
           </w:p>
         </w:tc>
         <w:tc>
@@ -1825,8 +1935,13 @@
             <w:hideMark/>
           </w:tcPr>
           <w:p>
+            <w:proofErr w:type="gramStart"/>
             <w:r>
-              <w:t>O(n log n)</w:t>
+              <w:t>O(</w:t>
+            </w:r>
+            <w:proofErr w:type="gramEnd"/>
+            <w:r>
+              <w:t>n log n)</w:t>
             </w:r>
           </w:p>
         </w:tc>
@@ -1904,7 +2019,15 @@
           </w:tcPr>
           <w:p>
             <w:r>
-              <w:t>O(n^c)</w:t>
+              <w:t>O(</w:t>
+            </w:r>
+            <w:proofErr w:type="spellStart"/>
+            <w:r>
+              <w:t>n^c</w:t>
+            </w:r>
+            <w:proofErr w:type="spellEnd"/>
+            <w:r>
+              <w:t>)</w:t>
             </w:r>
           </w:p>
         </w:tc>
@@ -1981,7 +2104,15 @@
           </w:tcPr>
           <w:p>
             <w:r>
-              <w:t>O(c^n)</w:t>
+              <w:t>O(</w:t>
+            </w:r>
+            <w:proofErr w:type="spellStart"/>
+            <w:r>
+              <w:t>c^n</w:t>
+            </w:r>
+            <w:proofErr w:type="spellEnd"/>
+            <w:r>
+              <w:t>)</w:t>
             </w:r>
           </w:p>
         </w:tc>
@@ -2113,7 +2244,39 @@
         </w:numPr>
       </w:pPr>
       <w:r>
-        <w:t>Compared to Big O or Big Omega , It gives more information in cases where we have exact bound available and should be preferred. For example, for Merge Sort, we can say that time is Θ(n Log n) and for Binary Search, we can say worst case time is Θ(Log n).</w:t>
+        <w:t xml:space="preserve">Compared to Big O or Big </w:t>
+      </w:r>
+      <w:proofErr w:type="gramStart"/>
+      <w:r>
+        <w:t>Omega ,</w:t>
+      </w:r>
+      <w:proofErr w:type="gramEnd"/>
+      <w:r>
+        <w:t xml:space="preserve"> </w:t>
+      </w:r>
+      <w:proofErr w:type="gramStart"/>
+      <w:r>
+        <w:t>It</w:t>
+      </w:r>
+      <w:proofErr w:type="gramEnd"/>
+      <w:r>
+        <w:t xml:space="preserve"> gives more information in cases where we have exact bound available and should be preferred. For example, for Merge Sort, we can say that time is </w:t>
+      </w:r>
+      <w:proofErr w:type="gramStart"/>
+      <w:r>
+        <w:t>Θ(</w:t>
+      </w:r>
+      <w:proofErr w:type="gramEnd"/>
+      <w:r>
+        <w:t xml:space="preserve">n Log n) and for Binary Search, we can say worst case time is </w:t>
+      </w:r>
+      <w:proofErr w:type="gramStart"/>
+      <w:r>
+        <w:t>Θ(</w:t>
+      </w:r>
+      <w:proofErr w:type="gramEnd"/>
+      <w:r>
+        <w:t>Log n).</w:t>
       </w:r>
     </w:p>
     <w:p>
@@ -2133,7 +2296,15 @@
     </w:p>
     <w:p>
       <w:r>
-        <w:t>Imagine a classroom of 100 students in which you gave your pen to one person. You have to find that pen without knowing to whom you gave it. </w:t>
+        <w:t xml:space="preserve">Imagine a classroom of 100 students in which you gave your pen to one person. You </w:t>
+      </w:r>
+      <w:proofErr w:type="gramStart"/>
+      <w:r>
+        <w:t>have to</w:t>
+      </w:r>
+      <w:proofErr w:type="gramEnd"/>
+      <w:r>
+        <w:t xml:space="preserve"> find that pen without knowing to whom you gave it. </w:t>
       </w:r>
     </w:p>
     <w:p>
@@ -2193,15 +2364,32 @@
           <w:numId w:val="18"/>
         </w:numPr>
       </w:pPr>
-      <w:r>
-        <w:rPr>
-          <w:b/>
-          <w:bCs/>
-        </w:rPr>
-        <w:t>O(log n):</w:t>
-      </w:r>
-      <w:r>
-        <w:t> Now I divide the class into two groups, then ask: "Is it on the left side, or the right side of the classroom?" Then I take that group and divide it into two and ask again, and so on. Repeat the process till you are left with one student who has your pen. This is what you mean by O(log n). </w:t>
+      <w:proofErr w:type="gramStart"/>
+      <w:r>
+        <w:rPr>
+          <w:b/>
+          <w:bCs/>
+        </w:rPr>
+        <w:t>O(</w:t>
+      </w:r>
+      <w:proofErr w:type="gramEnd"/>
+      <w:r>
+        <w:rPr>
+          <w:b/>
+          <w:bCs/>
+        </w:rPr>
+        <w:t>log n):</w:t>
+      </w:r>
+      <w:r>
+        <w:t xml:space="preserve"> Now I divide the class into two groups, then ask: "Is it on the left side, or the right side of the classroom?" Then I take that group and divide it into two and ask again, and so on. Repeat the process till you are left with one student who has your pen. This is what you mean by </w:t>
+      </w:r>
+      <w:proofErr w:type="gramStart"/>
+      <w:r>
+        <w:t>O(</w:t>
+      </w:r>
+      <w:proofErr w:type="gramEnd"/>
+      <w:r>
+        <w:t>log n). </w:t>
       </w:r>
     </w:p>
     <w:p>
@@ -2290,7 +2478,23 @@
       </w:r>
       <w:r>
         <w:br/>
-        <w:t>For example, if we want to compare standard sorting algorithms on the basis of space, then Auxiliary Space would be a better criterion than Space Complexity. Merge Sort uses O(n) auxiliary space, Insertion sort, and Heap Sort use O(1) auxiliary space. The space complexity of all these sorting algorithms is O(n) though. </w:t>
+        <w:t xml:space="preserve">For example, if we want to compare standard sorting algorithms </w:t>
+      </w:r>
+      <w:proofErr w:type="gramStart"/>
+      <w:r>
+        <w:t>on the basis of</w:t>
+      </w:r>
+      <w:proofErr w:type="gramEnd"/>
+      <w:r>
+        <w:t xml:space="preserve"> space, then Auxiliary Space would be a better criterion than Space Complexity. Merge Sort uses O(n) auxiliary space, Insertion sort, and Heap Sort use </w:t>
+      </w:r>
+      <w:proofErr w:type="gramStart"/>
+      <w:r>
+        <w:t>O(</w:t>
+      </w:r>
+      <w:proofErr w:type="gramEnd"/>
+      <w:r>
+        <w:t>1) auxiliary space. The space complexity of all these sorting algorithms is O(n) though. </w:t>
       </w:r>
     </w:p>
     <w:p/>
@@ -2511,22 +2715,46 @@
         </w:numPr>
       </w:pPr>
       <w:r>
-        <w:t>Since called function may further call itself, this process might continue forever. So it is essential to provide a base case to terminate this recursion process.</w:t>
-      </w:r>
-    </w:p>
-    <w:p>
-      <w:pPr>
-        <w:rPr>
-          <w:b/>
-          <w:bCs/>
-        </w:rPr>
-      </w:pPr>
-      <w:r>
-        <w:rPr>
-          <w:b/>
-          <w:bCs/>
-        </w:rPr>
-        <w:t>Example 1 : Sum of Natural Numbers (n=3)</w:t>
+        <w:t xml:space="preserve">Since called function may further call itself, this process might continue forever. </w:t>
+      </w:r>
+      <w:proofErr w:type="gramStart"/>
+      <w:r>
+        <w:t>So</w:t>
+      </w:r>
+      <w:proofErr w:type="gramEnd"/>
+      <w:r>
+        <w:t xml:space="preserve"> it is essential to provide a base case to terminate this recursion process.</w:t>
+      </w:r>
+    </w:p>
+    <w:p>
+      <w:pPr>
+        <w:rPr>
+          <w:b/>
+          <w:bCs/>
+        </w:rPr>
+      </w:pPr>
+      <w:r>
+        <w:rPr>
+          <w:b/>
+          <w:bCs/>
+        </w:rPr>
+        <w:t xml:space="preserve">Example </w:t>
+      </w:r>
+      <w:proofErr w:type="gramStart"/>
+      <w:r>
+        <w:rPr>
+          <w:b/>
+          <w:bCs/>
+        </w:rPr>
+        <w:t>1 :</w:t>
+      </w:r>
+      <w:proofErr w:type="gramEnd"/>
+      <w:r>
+        <w:rPr>
+          <w:b/>
+          <w:bCs/>
+        </w:rPr>
+        <w:t xml:space="preserve"> Sum of Natural Numbers (n=3)</w:t>
       </w:r>
     </w:p>
     <w:p>
@@ -2536,6 +2764,7 @@
           <w:iCs/>
         </w:rPr>
       </w:pPr>
+      <w:proofErr w:type="gramStart"/>
       <w:r>
         <w:rPr>
           <w:b/>
@@ -2550,85 +2779,89 @@
           <w:i/>
           <w:iCs/>
         </w:rPr>
-        <w:t xml:space="preserve"> : n = 3</w:t>
-      </w:r>
+        <w:t xml:space="preserve"> :</w:t>
+      </w:r>
+      <w:proofErr w:type="gramEnd"/>
       <w:r>
         <w:rPr>
           <w:i/>
           <w:iCs/>
         </w:rPr>
-        <w:br/>
-      </w:r>
-      <w:r>
-        <w:rPr>
-          <w:b/>
-          <w:bCs/>
+        <w:t xml:space="preserve"> n = 3</w:t>
+      </w:r>
+      <w:r>
+        <w:rPr>
           <w:i/>
           <w:iCs/>
         </w:rPr>
-        <w:t>Output</w:t>
-      </w:r>
-      <w:r>
-        <w:rPr>
+        <w:br/>
+      </w:r>
+      <w:proofErr w:type="gramStart"/>
+      <w:r>
+        <w:rPr>
+          <w:b/>
+          <w:bCs/>
           <w:i/>
           <w:iCs/>
         </w:rPr>
-        <w:t xml:space="preserve"> : 6</w:t>
+        <w:t>Output</w:t>
       </w:r>
       <w:r>
         <w:rPr>
           <w:i/>
           <w:iCs/>
         </w:rPr>
-        <w:br/>
-      </w:r>
-      <w:r>
-        <w:rPr>
-          <w:b/>
-          <w:bCs/>
+        <w:t xml:space="preserve"> :</w:t>
+      </w:r>
+      <w:proofErr w:type="gramEnd"/>
+      <w:r>
+        <w:rPr>
           <w:i/>
           <w:iCs/>
         </w:rPr>
-        <w:t>Explanation</w:t>
+        <w:t xml:space="preserve"> 6</w:t>
       </w:r>
       <w:r>
         <w:rPr>
           <w:i/>
           <w:iCs/>
         </w:rPr>
-        <w:t xml:space="preserve"> : The sum of first 3 natural numbers is 1+2+3 = 6.</w:t>
-      </w:r>
-    </w:p>
-    <w:p>
-      <w:pPr>
-        <w:rPr>
+        <w:br/>
+      </w:r>
+      <w:proofErr w:type="gramStart"/>
+      <w:r>
+        <w:rPr>
+          <w:b/>
+          <w:bCs/>
           <w:i/>
           <w:iCs/>
         </w:rPr>
-      </w:pPr>
-      <w:r>
-        <w:rPr>
-          <w:b/>
-          <w:bCs/>
+        <w:t>Explanation</w:t>
+      </w:r>
+      <w:r>
+        <w:rPr>
           <w:i/>
           <w:iCs/>
         </w:rPr>
-        <w:t>Input</w:t>
-      </w:r>
+        <w:t xml:space="preserve"> :</w:t>
+      </w:r>
+      <w:proofErr w:type="gramEnd"/>
       <w:r>
         <w:rPr>
           <w:i/>
           <w:iCs/>
         </w:rPr>
-        <w:t xml:space="preserve"> : n = 7</w:t>
-      </w:r>
-      <w:r>
+        <w:t xml:space="preserve"> The sum of first 3 natural numbers is 1+2+3 = 6.</w:t>
+      </w:r>
+    </w:p>
+    <w:p>
+      <w:pPr>
         <w:rPr>
           <w:i/>
           <w:iCs/>
         </w:rPr>
-        <w:br/>
-      </w:r>
+      </w:pPr>
+      <w:proofErr w:type="gramStart"/>
       <w:r>
         <w:rPr>
           <w:b/>
@@ -2636,37 +2869,86 @@
           <w:i/>
           <w:iCs/>
         </w:rPr>
-        <w:t>Output</w:t>
+        <w:t>Input</w:t>
       </w:r>
       <w:r>
         <w:rPr>
           <w:i/>
           <w:iCs/>
         </w:rPr>
-        <w:t xml:space="preserve"> : 28</w:t>
-      </w:r>
+        <w:t xml:space="preserve"> :</w:t>
+      </w:r>
+      <w:proofErr w:type="gramEnd"/>
       <w:r>
         <w:rPr>
           <w:i/>
           <w:iCs/>
         </w:rPr>
-        <w:br/>
-      </w:r>
-      <w:r>
-        <w:rPr>
-          <w:b/>
-          <w:bCs/>
+        <w:t xml:space="preserve"> n = 7</w:t>
+      </w:r>
+      <w:r>
+        <w:rPr>
           <w:i/>
           <w:iCs/>
         </w:rPr>
-        <w:t>Explanation</w:t>
-      </w:r>
-      <w:r>
-        <w:rPr>
+        <w:br/>
+      </w:r>
+      <w:proofErr w:type="gramStart"/>
+      <w:r>
+        <w:rPr>
+          <w:b/>
+          <w:bCs/>
           <w:i/>
           <w:iCs/>
         </w:rPr>
-        <w:t xml:space="preserve"> : The sum of first 7 natural numbers is 1+2+3+4+5+6+7 = 28.</w:t>
+        <w:t>Output</w:t>
+      </w:r>
+      <w:r>
+        <w:rPr>
+          <w:i/>
+          <w:iCs/>
+        </w:rPr>
+        <w:t xml:space="preserve"> :</w:t>
+      </w:r>
+      <w:proofErr w:type="gramEnd"/>
+      <w:r>
+        <w:rPr>
+          <w:i/>
+          <w:iCs/>
+        </w:rPr>
+        <w:t xml:space="preserve"> 28</w:t>
+      </w:r>
+      <w:r>
+        <w:rPr>
+          <w:i/>
+          <w:iCs/>
+        </w:rPr>
+        <w:br/>
+      </w:r>
+      <w:proofErr w:type="gramStart"/>
+      <w:r>
+        <w:rPr>
+          <w:b/>
+          <w:bCs/>
+          <w:i/>
+          <w:iCs/>
+        </w:rPr>
+        <w:t>Explanation</w:t>
+      </w:r>
+      <w:r>
+        <w:rPr>
+          <w:i/>
+          <w:iCs/>
+        </w:rPr>
+        <w:t xml:space="preserve"> :</w:t>
+      </w:r>
+      <w:proofErr w:type="gramEnd"/>
+      <w:r>
+        <w:rPr>
+          <w:i/>
+          <w:iCs/>
+        </w:rPr>
+        <w:t xml:space="preserve"> The sum of first 7 natural numbers is 1+2+3+4+5+6+7 = 28.</w:t>
       </w:r>
     </w:p>
     <w:p>
@@ -2681,8 +2963,17 @@
           <w:b/>
           <w:bCs/>
         </w:rPr>
-        <w:t>Base Case :</w:t>
-      </w:r>
+        <w:t xml:space="preserve">Base </w:t>
+      </w:r>
+      <w:proofErr w:type="gramStart"/>
+      <w:r>
+        <w:rPr>
+          <w:b/>
+          <w:bCs/>
+        </w:rPr>
+        <w:t>Case :</w:t>
+      </w:r>
+      <w:proofErr w:type="gramEnd"/>
       <w:r>
         <w:t> At n == 1, it returns 1 for n = 3, the recursion reaches this after going through 3 → 2 → 1.</w:t>
       </w:r>
@@ -2699,10 +2990,59 @@
           <w:b/>
           <w:bCs/>
         </w:rPr>
-        <w:t>Recursive Case :</w:t>
-      </w:r>
-      <w:r>
-        <w:t> Each call adds n to sum(n-1) , so sum(3) = 3 + sum(2), sum(2) = 2 + sum(1).</w:t>
+        <w:t xml:space="preserve">Recursive </w:t>
+      </w:r>
+      <w:proofErr w:type="gramStart"/>
+      <w:r>
+        <w:rPr>
+          <w:b/>
+          <w:bCs/>
+        </w:rPr>
+        <w:t>Case :</w:t>
+      </w:r>
+      <w:proofErr w:type="gramEnd"/>
+      <w:r>
+        <w:t> Each call adds n to sum(n-1</w:t>
+      </w:r>
+      <w:proofErr w:type="gramStart"/>
+      <w:r>
+        <w:t>) ,</w:t>
+      </w:r>
+      <w:proofErr w:type="gramEnd"/>
+      <w:r>
+        <w:t xml:space="preserve"> so </w:t>
+      </w:r>
+      <w:proofErr w:type="gramStart"/>
+      <w:r>
+        <w:t>sum(</w:t>
+      </w:r>
+      <w:proofErr w:type="gramEnd"/>
+      <w:r>
+        <w:t xml:space="preserve">3) = 3 + </w:t>
+      </w:r>
+      <w:proofErr w:type="gramStart"/>
+      <w:r>
+        <w:t>sum(</w:t>
+      </w:r>
+      <w:proofErr w:type="gramEnd"/>
+      <w:r>
+        <w:t xml:space="preserve">2), </w:t>
+      </w:r>
+      <w:proofErr w:type="gramStart"/>
+      <w:r>
+        <w:t>sum(</w:t>
+      </w:r>
+      <w:proofErr w:type="gramEnd"/>
+      <w:r>
+        <w:t xml:space="preserve">2) = 2 + </w:t>
+      </w:r>
+      <w:proofErr w:type="gramStart"/>
+      <w:r>
+        <w:t>sum(</w:t>
+      </w:r>
+      <w:proofErr w:type="gramEnd"/>
+      <w:r>
+        <w:t>1).</w:t>
       </w:r>
     </w:p>
     <w:p/>
@@ -2718,7 +3058,15 @@
     </w:p>
     <w:p>
       <w:r>
-        <w:t xml:space="preserve">    public static int sum(int n) {</w:t>
+        <w:t xml:space="preserve">    public static int </w:t>
+      </w:r>
+      <w:proofErr w:type="gramStart"/>
+      <w:r>
+        <w:t>sum(</w:t>
+      </w:r>
+      <w:proofErr w:type="gramEnd"/>
+      <w:r>
+        <w:t>int n) {</w:t>
       </w:r>
     </w:p>
     <w:p>
@@ -2738,7 +3086,15 @@
     </w:p>
     <w:p>
       <w:r>
-        <w:t xml:space="preserve">        return n + sum(n - 1);</w:t>
+        <w:t xml:space="preserve">        return n + </w:t>
+      </w:r>
+      <w:proofErr w:type="gramStart"/>
+      <w:r>
+        <w:t>sum(</w:t>
+      </w:r>
+      <w:proofErr w:type="gramEnd"/>
+      <w:r>
+        <w:t>n - 1);</w:t>
       </w:r>
     </w:p>
     <w:p>
@@ -2748,7 +3104,23 @@
     </w:p>
     <w:p>
       <w:r>
-        <w:t xml:space="preserve">    public static void main(String[] args) {</w:t>
+        <w:t xml:space="preserve">    public static void </w:t>
+      </w:r>
+      <w:proofErr w:type="gramStart"/>
+      <w:r>
+        <w:t>main(String[</w:t>
+      </w:r>
+      <w:proofErr w:type="gramEnd"/>
+      <w:r>
+        <w:t xml:space="preserve">] </w:t>
+      </w:r>
+      <w:proofErr w:type="spellStart"/>
+      <w:r>
+        <w:t>args</w:t>
+      </w:r>
+      <w:proofErr w:type="spellEnd"/>
+      <w:r>
+        <w:t>) {</w:t>
       </w:r>
     </w:p>
     <w:p>
@@ -2758,7 +3130,15 @@
     </w:p>
     <w:p>
       <w:r>
-        <w:t xml:space="preserve">        System.out.println(sum(n));</w:t>
+        <w:t xml:space="preserve">        </w:t>
+      </w:r>
+      <w:proofErr w:type="spellStart"/>
+      <w:r>
+        <w:t>System.out.println</w:t>
+      </w:r>
+      <w:proofErr w:type="spellEnd"/>
+      <w:r>
+        <w:t>(sum(n));</w:t>
       </w:r>
     </w:p>
     <w:p>
@@ -2985,7 +3365,15 @@
         </w:numPr>
       </w:pPr>
       <w:r>
-        <w:t>Recursive solutions work as a a basis for Dynamic Programming and Divide and Conquer algorithms.</w:t>
+        <w:t xml:space="preserve">Recursive solutions work as a </w:t>
+      </w:r>
+      <w:proofErr w:type="spellStart"/>
+      <w:r>
+        <w:t>a</w:t>
+      </w:r>
+      <w:proofErr w:type="spellEnd"/>
+      <w:r>
+        <w:t xml:space="preserve"> basis for Dynamic Programming and Divide and Conquer algorithms.</w:t>
       </w:r>
     </w:p>
     <w:p>
@@ -3033,7 +3421,41 @@
           <w:lang w:eastAsia="en-IN"/>
           <w14:ligatures w14:val="none"/>
         </w:rPr>
-        <w:t>Example 2 : Factorial of a Number</w:t>
+        <w:t xml:space="preserve">Example </w:t>
+      </w:r>
+      <w:proofErr w:type="gramStart"/>
+      <w:r>
+        <w:rPr>
+          <w:rFonts w:ascii="Nunito" w:eastAsia="Times New Roman" w:hAnsi="Nunito" w:cs="Times New Roman"/>
+          <w:b/>
+          <w:bCs/>
+          <w:color w:val="FFFFFF"/>
+          <w:spacing w:val="2"/>
+          <w:kern w:val="0"/>
+          <w:sz w:val="30"/>
+          <w:szCs w:val="30"/>
+          <w:bdr w:val="none" w:sz="0" w:space="0" w:color="auto" w:frame="1"/>
+          <w:lang w:eastAsia="en-IN"/>
+          <w14:ligatures w14:val="none"/>
+        </w:rPr>
+        <w:t>2 :</w:t>
+      </w:r>
+      <w:proofErr w:type="gramEnd"/>
+      <w:r>
+        <w:rPr>
+          <w:rFonts w:ascii="Nunito" w:eastAsia="Times New Roman" w:hAnsi="Nunito" w:cs="Times New Roman"/>
+          <w:b/>
+          <w:bCs/>
+          <w:color w:val="FFFFFF"/>
+          <w:spacing w:val="2"/>
+          <w:kern w:val="0"/>
+          <w:sz w:val="30"/>
+          <w:szCs w:val="30"/>
+          <w:bdr w:val="none" w:sz="0" w:space="0" w:color="auto" w:frame="1"/>
+          <w:lang w:eastAsia="en-IN"/>
+          <w14:ligatures w14:val="none"/>
+        </w:rPr>
+        <w:t xml:space="preserve"> Factorial of a Number</w:t>
       </w:r>
     </w:p>
     <w:p/>
@@ -3044,12 +3466,28 @@
     </w:p>
     <w:p>
       <w:r>
-        <w:t>public class GfG {</w:t>
-      </w:r>
-    </w:p>
-    <w:p>
-      <w:r>
-        <w:t xml:space="preserve">    public static int fact(int n) {</w:t>
+        <w:t xml:space="preserve">public class </w:t>
+      </w:r>
+      <w:proofErr w:type="spellStart"/>
+      <w:r>
+        <w:t>GfG</w:t>
+      </w:r>
+      <w:proofErr w:type="spellEnd"/>
+      <w:r>
+        <w:t xml:space="preserve"> {</w:t>
+      </w:r>
+    </w:p>
+    <w:p>
+      <w:r>
+        <w:t xml:space="preserve">    public static int </w:t>
+      </w:r>
+      <w:proofErr w:type="gramStart"/>
+      <w:r>
+        <w:t>fact(</w:t>
+      </w:r>
+      <w:proofErr w:type="gramEnd"/>
+      <w:r>
+        <w:t>int n) {</w:t>
       </w:r>
     </w:p>
     <w:p>
@@ -3069,7 +3507,15 @@
     </w:p>
     <w:p>
       <w:r>
-        <w:t xml:space="preserve">        return n * fact(n - 1);</w:t>
+        <w:t xml:space="preserve">        return n * </w:t>
+      </w:r>
+      <w:proofErr w:type="gramStart"/>
+      <w:r>
+        <w:t>fact(</w:t>
+      </w:r>
+      <w:proofErr w:type="gramEnd"/>
+      <w:r>
+        <w:t>n - 1);</w:t>
       </w:r>
     </w:p>
     <w:p>
@@ -3079,12 +3525,52 @@
     </w:p>
     <w:p>
       <w:r>
-        <w:t xml:space="preserve">    public static void main(String[] args) {</w:t>
-      </w:r>
-    </w:p>
-    <w:p>
-      <w:r>
-        <w:t xml:space="preserve">        System.out.println("Factorial of 5 : " + fact(5));</w:t>
+        <w:t xml:space="preserve">    public static void </w:t>
+      </w:r>
+      <w:proofErr w:type="gramStart"/>
+      <w:r>
+        <w:t>main(String[</w:t>
+      </w:r>
+      <w:proofErr w:type="gramEnd"/>
+      <w:r>
+        <w:t xml:space="preserve">] </w:t>
+      </w:r>
+      <w:proofErr w:type="spellStart"/>
+      <w:r>
+        <w:t>args</w:t>
+      </w:r>
+      <w:proofErr w:type="spellEnd"/>
+      <w:r>
+        <w:t>) {</w:t>
+      </w:r>
+    </w:p>
+    <w:p>
+      <w:r>
+        <w:t xml:space="preserve">        </w:t>
+      </w:r>
+      <w:proofErr w:type="spellStart"/>
+      <w:r>
+        <w:t>System.out.println</w:t>
+      </w:r>
+      <w:proofErr w:type="spellEnd"/>
+      <w:r>
+        <w:t xml:space="preserve">("Factorial of </w:t>
+      </w:r>
+      <w:proofErr w:type="gramStart"/>
+      <w:r>
+        <w:t>5 :</w:t>
+      </w:r>
+      <w:proofErr w:type="gramEnd"/>
+      <w:r>
+        <w:t xml:space="preserve"> " + </w:t>
+      </w:r>
+      <w:proofErr w:type="gramStart"/>
+      <w:r>
+        <w:t>fact(</w:t>
+      </w:r>
+      <w:proofErr w:type="gramEnd"/>
+      <w:r>
+        <w:t>5));</w:t>
       </w:r>
     </w:p>
     <w:p>
@@ -3269,18 +3755,10 @@
           <w:lang w:eastAsia="en-IN"/>
           <w14:ligatures w14:val="none"/>
         </w:rPr>
-        <w:t>Recursive programs typically have more space requirements and also more time to maintain the recursion call stack.</w:t>
-      </w:r>
-    </w:p>
-    <w:p>
-      <w:pPr>
-        <w:numPr>
-          <w:ilvl w:val="0"/>
-          <w:numId w:val="25"/>
-        </w:numPr>
-        <w:shd w:val="clear" w:color="auto" w:fill="131417"/>
-        <w:spacing w:after="0" w:line="240" w:lineRule="auto"/>
-        <w:textAlignment w:val="baseline"/>
+        <w:t xml:space="preserve">Recursive programs typically have more space requirements </w:t>
+      </w:r>
+      <w:proofErr w:type="gramStart"/>
+      <w:r>
         <w:rPr>
           <w:rFonts w:ascii="Nunito" w:eastAsia="Times New Roman" w:hAnsi="Nunito" w:cs="Times New Roman"/>
           <w:color w:val="FFFFFF"/>
@@ -3291,7 +3769,9 @@
           <w:lang w:eastAsia="en-IN"/>
           <w14:ligatures w14:val="none"/>
         </w:rPr>
-      </w:pPr>
+        <w:t>and also</w:t>
+      </w:r>
+      <w:proofErr w:type="gramEnd"/>
       <w:r>
         <w:rPr>
           <w:rFonts w:ascii="Nunito" w:eastAsia="Times New Roman" w:hAnsi="Nunito" w:cs="Times New Roman"/>
@@ -3303,8 +3783,57 @@
           <w:lang w:eastAsia="en-IN"/>
           <w14:ligatures w14:val="none"/>
         </w:rPr>
-        <w:t>Recursion can make the code more difficult to understand and debug, since it requires thinking about multiple levels of function calls..</w:t>
-      </w:r>
+        <w:t xml:space="preserve"> more time to maintain the recursion call stack.</w:t>
+      </w:r>
+    </w:p>
+    <w:p>
+      <w:pPr>
+        <w:numPr>
+          <w:ilvl w:val="0"/>
+          <w:numId w:val="25"/>
+        </w:numPr>
+        <w:shd w:val="clear" w:color="auto" w:fill="131417"/>
+        <w:spacing w:after="0" w:line="240" w:lineRule="auto"/>
+        <w:textAlignment w:val="baseline"/>
+        <w:rPr>
+          <w:rFonts w:ascii="Nunito" w:eastAsia="Times New Roman" w:hAnsi="Nunito" w:cs="Times New Roman"/>
+          <w:color w:val="FFFFFF"/>
+          <w:spacing w:val="2"/>
+          <w:kern w:val="0"/>
+          <w:sz w:val="27"/>
+          <w:szCs w:val="27"/>
+          <w:lang w:eastAsia="en-IN"/>
+          <w14:ligatures w14:val="none"/>
+        </w:rPr>
+      </w:pPr>
+      <w:r>
+        <w:rPr>
+          <w:rFonts w:ascii="Nunito" w:eastAsia="Times New Roman" w:hAnsi="Nunito" w:cs="Times New Roman"/>
+          <w:color w:val="FFFFFF"/>
+          <w:spacing w:val="2"/>
+          <w:kern w:val="0"/>
+          <w:sz w:val="27"/>
+          <w:szCs w:val="27"/>
+          <w:lang w:eastAsia="en-IN"/>
+          <w14:ligatures w14:val="none"/>
+        </w:rPr>
+        <w:t xml:space="preserve">Recursion can make the code more difficult to understand and debug, since it requires thinking about multiple levels of function </w:t>
+      </w:r>
+      <w:proofErr w:type="gramStart"/>
+      <w:r>
+        <w:rPr>
+          <w:rFonts w:ascii="Nunito" w:eastAsia="Times New Roman" w:hAnsi="Nunito" w:cs="Times New Roman"/>
+          <w:color w:val="FFFFFF"/>
+          <w:spacing w:val="2"/>
+          <w:kern w:val="0"/>
+          <w:sz w:val="27"/>
+          <w:szCs w:val="27"/>
+          <w:lang w:eastAsia="en-IN"/>
+          <w14:ligatures w14:val="none"/>
+        </w:rPr>
+        <w:t>calls..</w:t>
+      </w:r>
+      <w:proofErr w:type="gramEnd"/>
     </w:p>
     <w:p/>
     <w:p>
@@ -3313,7 +3842,23 @@
           <w:b/>
           <w:bCs/>
         </w:rPr>
-        <w:t>Example 3 : Fibonacci with Recursion</w:t>
+        <w:t xml:space="preserve">Example </w:t>
+      </w:r>
+      <w:proofErr w:type="gramStart"/>
+      <w:r>
+        <w:rPr>
+          <w:b/>
+          <w:bCs/>
+        </w:rPr>
+        <w:t>3 :</w:t>
+      </w:r>
+      <w:proofErr w:type="gramEnd"/>
+      <w:r>
+        <w:rPr>
+          <w:b/>
+          <w:bCs/>
+        </w:rPr>
+        <w:t xml:space="preserve"> Fibonacci with Recursion</w:t>
       </w:r>
     </w:p>
     <w:p>
@@ -3345,7 +3890,15 @@
     </w:p>
     <w:p>
       <w:r>
-        <w:t>import java.util.*;</w:t>
+        <w:t xml:space="preserve">import </w:t>
+      </w:r>
+      <w:proofErr w:type="spellStart"/>
+      <w:r>
+        <w:t>java.util</w:t>
+      </w:r>
+      <w:proofErr w:type="spellEnd"/>
+      <w:r>
+        <w:t>.*;</w:t>
       </w:r>
     </w:p>
     <w:p>
@@ -3360,12 +3913,25 @@
     </w:p>
     <w:p>
       <w:r>
-        <w:t>// Function for fibonacci</w:t>
-      </w:r>
-    </w:p>
-    <w:p>
-      <w:r>
-        <w:t>static int fib(int n)</w:t>
+        <w:t xml:space="preserve">// Function for </w:t>
+      </w:r>
+      <w:proofErr w:type="spellStart"/>
+      <w:r>
+        <w:t>fibonacci</w:t>
+      </w:r>
+      <w:proofErr w:type="spellEnd"/>
+    </w:p>
+    <w:p>
+      <w:r>
+        <w:t xml:space="preserve">static int </w:t>
+      </w:r>
+      <w:proofErr w:type="gramStart"/>
+      <w:r>
+        <w:t>fib(</w:t>
+      </w:r>
+      <w:proofErr w:type="gramEnd"/>
+      <w:r>
+        <w:t>int n)</w:t>
       </w:r>
     </w:p>
     <w:p>
@@ -3415,7 +3981,23 @@
     </w:p>
     <w:p>
       <w:r>
-        <w:t xml:space="preserve">        return (fib(n - 1) + fib(n - 2));</w:t>
+        <w:t xml:space="preserve">        return (</w:t>
+      </w:r>
+      <w:proofErr w:type="gramStart"/>
+      <w:r>
+        <w:t>fib(</w:t>
+      </w:r>
+      <w:proofErr w:type="gramEnd"/>
+      <w:r>
+        <w:t xml:space="preserve">n - 1) + </w:t>
+      </w:r>
+      <w:proofErr w:type="gramStart"/>
+      <w:r>
+        <w:t>fib(</w:t>
+      </w:r>
+      <w:proofErr w:type="gramEnd"/>
+      <w:r>
+        <w:t>n - 2));</w:t>
       </w:r>
     </w:p>
     <w:p>
@@ -3430,7 +4012,28 @@
     </w:p>
     <w:p>
       <w:r>
-        <w:t>public static void main(String []args)</w:t>
+        <w:t xml:space="preserve">public static void </w:t>
+      </w:r>
+      <w:proofErr w:type="gramStart"/>
+      <w:r>
+        <w:t>main(</w:t>
+      </w:r>
+      <w:proofErr w:type="gramEnd"/>
+      <w:r>
+        <w:t xml:space="preserve">String </w:t>
+      </w:r>
+      <w:proofErr w:type="gramStart"/>
+      <w:r>
+        <w:t>[]</w:t>
+      </w:r>
+      <w:proofErr w:type="spellStart"/>
+      <w:r>
+        <w:t>args</w:t>
+      </w:r>
+      <w:proofErr w:type="spellEnd"/>
+      <w:proofErr w:type="gramEnd"/>
+      <w:r>
+        <w:t>)</w:t>
       </w:r>
     </w:p>
     <w:p>
@@ -3450,17 +4053,57 @@
     </w:p>
     <w:p>
       <w:r>
-        <w:t xml:space="preserve">    System.out.print("Fibonacci series of 5 numbers is: ");</w:t>
-      </w:r>
-    </w:p>
-    <w:p>
-      <w:r>
-        <w:t xml:space="preserve">    // for loop to print the fibonacci series.</w:t>
-      </w:r>
-    </w:p>
-    <w:p>
-      <w:r>
-        <w:t xml:space="preserve">    for (int i = 0; i &lt; n; i++) </w:t>
+        <w:t xml:space="preserve">    </w:t>
+      </w:r>
+      <w:proofErr w:type="spellStart"/>
+      <w:r>
+        <w:t>System.out.print</w:t>
+      </w:r>
+      <w:proofErr w:type="spellEnd"/>
+      <w:r>
+        <w:t>("Fibonacci series of 5 numbers is: ");</w:t>
+      </w:r>
+    </w:p>
+    <w:p>
+      <w:r>
+        <w:t xml:space="preserve">    // for loop to print the </w:t>
+      </w:r>
+      <w:proofErr w:type="spellStart"/>
+      <w:r>
+        <w:t>fibonacci</w:t>
+      </w:r>
+      <w:proofErr w:type="spellEnd"/>
+      <w:r>
+        <w:t xml:space="preserve"> series.</w:t>
+      </w:r>
+    </w:p>
+    <w:p>
+      <w:r>
+        <w:t xml:space="preserve">    for (int </w:t>
+      </w:r>
+      <w:proofErr w:type="spellStart"/>
+      <w:r>
+        <w:t>i</w:t>
+      </w:r>
+      <w:proofErr w:type="spellEnd"/>
+      <w:r>
+        <w:t xml:space="preserve"> = 0; </w:t>
+      </w:r>
+      <w:proofErr w:type="spellStart"/>
+      <w:r>
+        <w:t>i</w:t>
+      </w:r>
+      <w:proofErr w:type="spellEnd"/>
+      <w:r>
+        <w:t xml:space="preserve"> &lt; n; </w:t>
+      </w:r>
+      <w:proofErr w:type="spellStart"/>
+      <w:r>
+        <w:t>i</w:t>
+      </w:r>
+      <w:proofErr w:type="spellEnd"/>
+      <w:r>
+        <w:t xml:space="preserve">++) </w:t>
       </w:r>
     </w:p>
     <w:p>
@@ -3470,7 +4113,23 @@
     </w:p>
     <w:p>
       <w:r>
-        <w:t xml:space="preserve">        System.out.print(fib(i)+" ");</w:t>
+        <w:t xml:space="preserve">        </w:t>
+      </w:r>
+      <w:proofErr w:type="spellStart"/>
+      <w:r>
+        <w:t>System.out.print</w:t>
+      </w:r>
+      <w:proofErr w:type="spellEnd"/>
+      <w:r>
+        <w:t>(fib(</w:t>
+      </w:r>
+      <w:proofErr w:type="spellStart"/>
+      <w:r>
+        <w:t>i</w:t>
+      </w:r>
+      <w:proofErr w:type="spellEnd"/>
+      <w:r>
+        <w:t>)+" ");</w:t>
       </w:r>
     </w:p>
     <w:p>
@@ -3658,6 +4317,7 @@
           <w:numId w:val="33"/>
         </w:numPr>
       </w:pPr>
+      <w:proofErr w:type="spellStart"/>
       <w:r>
         <w:rPr>
           <w:b/>
@@ -3665,6 +4325,7 @@
         </w:rPr>
         <w:t>Memoization</w:t>
       </w:r>
+      <w:proofErr w:type="spellEnd"/>
       <w:r>
         <w:t>: Involves caching results of recursive function calls to avoid recomputing expensive subproblems.</w:t>
       </w:r>
@@ -4193,7 +4854,15 @@
         <w:t>m </w:t>
       </w:r>
       <w:r>
-        <w:t>(m != 0). The problem is to find the number closest to </w:t>
+        <w:t>(</w:t>
+      </w:r>
+      <w:proofErr w:type="gramStart"/>
+      <w:r>
+        <w:t>m !</w:t>
+      </w:r>
+      <w:proofErr w:type="gramEnd"/>
+      <w:r>
+        <w:t>= 0). The problem is to find the number closest to </w:t>
       </w:r>
       <w:r>
         <w:rPr>
@@ -4227,6 +4896,7 @@
       </w:r>
     </w:p>
     <w:p>
+      <w:proofErr w:type="gramStart"/>
       <w:r>
         <w:rPr>
           <w:b/>
@@ -4234,6 +4904,7 @@
         </w:rPr>
         <w:t>Examples :</w:t>
       </w:r>
+      <w:proofErr w:type="gramEnd"/>
     </w:p>
     <w:p>
       <w:r>
@@ -4858,33 +5529,85 @@
           <w:b/>
           <w:bCs/>
         </w:rPr>
-        <w:t>1 to n Without Loops</w:t>
-      </w:r>
-    </w:p>
-    <w:p>
-      <w:pPr>
-        <w:rPr>
-          <w:bCs/>
-        </w:rPr>
-      </w:pPr>
-      <w:r>
-        <w:rPr>
-          <w:bCs/>
-        </w:rPr>
-        <w:t>Given an positive integer n, print numbers from 1 to n without using loops.</w:t>
-      </w:r>
-    </w:p>
-    <w:p>
-      <w:pPr>
-        <w:rPr>
-          <w:bCs/>
-        </w:rPr>
-      </w:pPr>
-      <w:r>
-        <w:rPr>
-          <w:bCs/>
-        </w:rPr>
-        <w:t>Implement the function printTillN() to print the numbers from 1 to n as space-separated integers.</w:t>
+        <w:t xml:space="preserve">1 </w:t>
+      </w:r>
+      <w:proofErr w:type="spellStart"/>
+      <w:r>
+        <w:rPr>
+          <w:b/>
+          <w:bCs/>
+        </w:rPr>
+        <w:t>to n</w:t>
+      </w:r>
+      <w:proofErr w:type="spellEnd"/>
+      <w:r>
+        <w:rPr>
+          <w:b/>
+          <w:bCs/>
+        </w:rPr>
+        <w:t xml:space="preserve"> Without Loops</w:t>
+      </w:r>
+    </w:p>
+    <w:p>
+      <w:pPr>
+        <w:rPr>
+          <w:bCs/>
+        </w:rPr>
+      </w:pPr>
+      <w:r>
+        <w:rPr>
+          <w:bCs/>
+        </w:rPr>
+        <w:t xml:space="preserve">Given </w:t>
+      </w:r>
+      <w:proofErr w:type="gramStart"/>
+      <w:r>
+        <w:rPr>
+          <w:bCs/>
+        </w:rPr>
+        <w:t>an</w:t>
+      </w:r>
+      <w:proofErr w:type="gramEnd"/>
+      <w:r>
+        <w:rPr>
+          <w:bCs/>
+        </w:rPr>
+        <w:t xml:space="preserve"> positive integer n, print numbers from 1 to n without using loops.</w:t>
+      </w:r>
+    </w:p>
+    <w:p>
+      <w:pPr>
+        <w:rPr>
+          <w:bCs/>
+        </w:rPr>
+      </w:pPr>
+      <w:r>
+        <w:rPr>
+          <w:bCs/>
+        </w:rPr>
+        <w:t>Implement the function </w:t>
+      </w:r>
+      <w:proofErr w:type="spellStart"/>
+      <w:proofErr w:type="gramStart"/>
+      <w:r>
+        <w:rPr>
+          <w:bCs/>
+        </w:rPr>
+        <w:t>printTillN</w:t>
+      </w:r>
+      <w:proofErr w:type="spellEnd"/>
+      <w:r>
+        <w:rPr>
+          <w:bCs/>
+        </w:rPr>
+        <w:t>(</w:t>
+      </w:r>
+      <w:proofErr w:type="gramEnd"/>
+      <w:r>
+        <w:rPr>
+          <w:bCs/>
+        </w:rPr>
+        <w:t>) to print the numbers from 1 to n as space-separated integers.</w:t>
       </w:r>
     </w:p>
     <w:p>
@@ -4942,7 +5665,21 @@
         <w:rPr>
           <w:bCs/>
         </w:rPr>
-        <w:t>Explanation: We have to print numbers from 1 to 5.</w:t>
+        <w:t xml:space="preserve">Explanation: We </w:t>
+      </w:r>
+      <w:proofErr w:type="gramStart"/>
+      <w:r>
+        <w:rPr>
+          <w:bCs/>
+        </w:rPr>
+        <w:t>have to</w:t>
+      </w:r>
+      <w:proofErr w:type="gramEnd"/>
+      <w:r>
+        <w:rPr>
+          <w:bCs/>
+        </w:rPr>
+        <w:t xml:space="preserve"> print numbers from 1 to 5.</w:t>
       </w:r>
     </w:p>
     <w:p>
@@ -5145,6 +5882,7 @@
           <w:bCs/>
         </w:rPr>
       </w:pPr>
+      <w:proofErr w:type="gramStart"/>
       <w:r>
         <w:rPr>
           <w:b/>
@@ -5152,6 +5890,7 @@
         </w:rPr>
         <w:t>Examples :</w:t>
       </w:r>
+      <w:proofErr w:type="gramEnd"/>
     </w:p>
     <w:p>
       <w:pPr>
@@ -5349,7 +6088,23 @@
         <w:t>Note:</w:t>
       </w:r>
       <w:r>
-        <w:t> Don't use the inbuilt gcd function</w:t>
+        <w:t> </w:t>
+      </w:r>
+      <w:proofErr w:type="gramStart"/>
+      <w:r>
+        <w:t>Don't</w:t>
+      </w:r>
+      <w:proofErr w:type="gramEnd"/>
+      <w:r>
+        <w:t xml:space="preserve"> use the inbuilt </w:t>
+      </w:r>
+      <w:proofErr w:type="spellStart"/>
+      <w:r>
+        <w:t>gcd</w:t>
+      </w:r>
+      <w:proofErr w:type="spellEnd"/>
+      <w:r>
+        <w:t xml:space="preserve"> function</w:t>
       </w:r>
     </w:p>
     <w:p>
@@ -5404,6 +6159,9 @@
         <w:jc w:val="center"/>
       </w:pPr>
       <w:r>
+        <w:rPr>
+          <w:noProof/>
+        </w:rPr>
         <w:drawing>
           <wp:inline distT="0" distB="0" distL="0" distR="0" wp14:anchorId="05F3980C" wp14:editId="4D859AAC">
             <wp:extent cx="4229299" cy="3253740"/>
@@ -5449,8 +6207,273 @@
         </w:rPr>
       </w:pPr>
     </w:p>
+    <w:p>
+      <w:pPr>
+        <w:rPr>
+          <w:b/>
+          <w:bCs/>
+        </w:rPr>
+      </w:pPr>
+    </w:p>
+    <w:p>
+      <w:pPr>
+        <w:rPr>
+          <w:b/>
+          <w:bCs/>
+        </w:rPr>
+      </w:pPr>
+      <w:r>
+        <w:rPr>
+          <w:b/>
+          <w:bCs/>
+        </w:rPr>
+        <w:t>Q.</w:t>
+      </w:r>
+      <w:r>
+        <w:rPr>
+          <w:rFonts w:ascii="Source Sans 3" w:eastAsia="Times New Roman" w:hAnsi="Source Sans 3" w:cs="Times New Roman"/>
+          <w:b/>
+          <w:bCs/>
+          <w:color w:val="090C10"/>
+          <w:kern w:val="0"/>
+          <w:sz w:val="30"/>
+          <w:szCs w:val="30"/>
+          <w:lang w:eastAsia="en-IN"/>
+          <w14:ligatures w14:val="none"/>
+        </w:rPr>
+        <w:t xml:space="preserve"> </w:t>
+      </w:r>
+      <w:r>
+        <w:rPr>
+          <w:b/>
+          <w:bCs/>
+        </w:rPr>
+        <w:t>Implement Pow</w:t>
+      </w:r>
+    </w:p>
+    <w:p>
+      <w:r>
+        <w:t>Implement the function </w:t>
+      </w:r>
+      <w:proofErr w:type="gramStart"/>
+      <w:r>
+        <w:t>power(</w:t>
+      </w:r>
+      <w:proofErr w:type="gramEnd"/>
+      <w:r>
+        <w:t>b, e), which calculates b raised to the power of e (i.e. b</w:t>
+      </w:r>
+      <w:r>
+        <w:rPr>
+          <w:vertAlign w:val="superscript"/>
+        </w:rPr>
+        <w:t>e</w:t>
+      </w:r>
+      <w:r>
+        <w:t>).</w:t>
+      </w:r>
+    </w:p>
+    <w:p>
+      <w:r>
+        <w:t>Examples:</w:t>
+      </w:r>
+    </w:p>
+    <w:p>
+      <w:r>
+        <w:t>Input: b = 3.00000, e = 5</w:t>
+      </w:r>
+      <w:r>
+        <w:br/>
+        <w:t>Output: 243.00000</w:t>
+      </w:r>
+    </w:p>
+    <w:p/>
+    <w:p/>
+    <w:p/>
+    <w:p>
+      <w:pPr>
+        <w:jc w:val="center"/>
+      </w:pPr>
+      <w:r>
+        <w:lastRenderedPageBreak/>
+        <w:drawing>
+          <wp:inline distT="0" distB="0" distL="0" distR="0" wp14:anchorId="59028D27" wp14:editId="7305D439">
+            <wp:extent cx="5239847" cy="5146963"/>
+            <wp:effectExtent l="0" t="0" r="0" b="0"/>
+            <wp:docPr id="1578987624" name="Picture 1"/>
+            <wp:cNvGraphicFramePr>
+              <a:graphicFrameLocks xmlns:a="http://schemas.openxmlformats.org/drawingml/2006/main" noChangeAspect="1"/>
+            </wp:cNvGraphicFramePr>
+            <a:graphic xmlns:a="http://schemas.openxmlformats.org/drawingml/2006/main">
+              <a:graphicData uri="http://schemas.openxmlformats.org/drawingml/2006/picture">
+                <pic:pic xmlns:pic="http://schemas.openxmlformats.org/drawingml/2006/picture">
+                  <pic:nvPicPr>
+                    <pic:cNvPr id="1578987624" name=""/>
+                    <pic:cNvPicPr/>
+                  </pic:nvPicPr>
+                  <pic:blipFill>
+                    <a:blip r:embed="rId40"/>
+                    <a:stretch>
+                      <a:fillRect/>
+                    </a:stretch>
+                  </pic:blipFill>
+                  <pic:spPr>
+                    <a:xfrm>
+                      <a:off x="0" y="0"/>
+                      <a:ext cx="5245366" cy="5152385"/>
+                    </a:xfrm>
+                    <a:prstGeom prst="rect">
+                      <a:avLst/>
+                    </a:prstGeom>
+                  </pic:spPr>
+                </pic:pic>
+              </a:graphicData>
+            </a:graphic>
+          </wp:inline>
+        </w:drawing>
+      </w:r>
+    </w:p>
+    <w:p>
+      <w:pPr>
+        <w:rPr>
+          <w:b/>
+          <w:bCs/>
+        </w:rPr>
+      </w:pPr>
+    </w:p>
+    <w:p>
+      <w:pPr>
+        <w:rPr>
+          <w:b/>
+          <w:bCs/>
+        </w:rPr>
+      </w:pPr>
+      <w:r>
+        <w:rPr>
+          <w:b/>
+          <w:bCs/>
+        </w:rPr>
+        <w:t>Q.</w:t>
+      </w:r>
+      <w:r>
+        <w:rPr>
+          <w:rFonts w:ascii="Source Sans 3" w:eastAsia="Times New Roman" w:hAnsi="Source Sans 3" w:cs="Times New Roman"/>
+          <w:b/>
+          <w:bCs/>
+          <w:color w:val="090C10"/>
+          <w:kern w:val="0"/>
+          <w:sz w:val="30"/>
+          <w:szCs w:val="30"/>
+          <w:lang w:eastAsia="en-IN"/>
+          <w14:ligatures w14:val="none"/>
+        </w:rPr>
+        <w:t xml:space="preserve"> </w:t>
+      </w:r>
+      <w:r>
+        <w:rPr>
+          <w:b/>
+          <w:bCs/>
+        </w:rPr>
+        <w:t>Pyramid Pattern</w:t>
+      </w:r>
+    </w:p>
+    <w:p>
+      <w:r>
+        <w:t>Given a number n, print pyramid pattern with n lines.</w:t>
+      </w:r>
+    </w:p>
+    <w:p>
+      <w:r>
+        <w:t>Examples:</w:t>
+      </w:r>
+    </w:p>
+    <w:p>
+      <w:r>
+        <w:t xml:space="preserve">Input: n = 4 </w:t>
+      </w:r>
+      <w:r>
+        <w:br/>
+        <w:t>Output:</w:t>
+      </w:r>
+      <w:r>
+        <w:br/>
+        <w:t xml:space="preserve">    *</w:t>
+      </w:r>
+      <w:r>
+        <w:br/>
+        <w:t xml:space="preserve">   ***</w:t>
+      </w:r>
+      <w:r>
+        <w:br/>
+        <w:t xml:space="preserve">  *****</w:t>
+      </w:r>
+      <w:r>
+        <w:br/>
+        <w:t xml:space="preserve"> *******</w:t>
+      </w:r>
+    </w:p>
+    <w:p>
+      <w:pPr>
+        <w:jc w:val="center"/>
+      </w:pPr>
+      <w:r>
+        <w:lastRenderedPageBreak/>
+        <w:drawing>
+          <wp:inline distT="0" distB="0" distL="0" distR="0" wp14:anchorId="229237F8" wp14:editId="29B9F1C5">
+            <wp:extent cx="4080869" cy="3900054"/>
+            <wp:effectExtent l="0" t="0" r="0" b="5715"/>
+            <wp:docPr id="1402780789" name="Picture 1"/>
+            <wp:cNvGraphicFramePr>
+              <a:graphicFrameLocks xmlns:a="http://schemas.openxmlformats.org/drawingml/2006/main" noChangeAspect="1"/>
+            </wp:cNvGraphicFramePr>
+            <a:graphic xmlns:a="http://schemas.openxmlformats.org/drawingml/2006/main">
+              <a:graphicData uri="http://schemas.openxmlformats.org/drawingml/2006/picture">
+                <pic:pic xmlns:pic="http://schemas.openxmlformats.org/drawingml/2006/picture">
+                  <pic:nvPicPr>
+                    <pic:cNvPr id="1402780789" name=""/>
+                    <pic:cNvPicPr/>
+                  </pic:nvPicPr>
+                  <pic:blipFill rotWithShape="1">
+                    <a:blip r:embed="rId41"/>
+                    <a:srcRect l="4704" t="6509"/>
+                    <a:stretch>
+                      <a:fillRect/>
+                    </a:stretch>
+                  </pic:blipFill>
+                  <pic:spPr bwMode="auto">
+                    <a:xfrm>
+                      <a:off x="0" y="0"/>
+                      <a:ext cx="4098910" cy="3917295"/>
+                    </a:xfrm>
+                    <a:prstGeom prst="rect">
+                      <a:avLst/>
+                    </a:prstGeom>
+                    <a:ln>
+                      <a:noFill/>
+                    </a:ln>
+                    <a:extLst>
+                      <a:ext uri="{53640926-AAD7-44D8-BBD7-CCE9431645EC}">
+                        <a14:shadowObscured xmlns:a14="http://schemas.microsoft.com/office/drawing/2010/main"/>
+                      </a:ext>
+                    </a:extLst>
+                  </pic:spPr>
+                </pic:pic>
+              </a:graphicData>
+            </a:graphic>
+          </wp:inline>
+        </w:drawing>
+      </w:r>
+    </w:p>
+    <w:p>
+      <w:pPr>
+        <w:rPr>
+          <w:b/>
+          <w:bCs/>
+        </w:rPr>
+      </w:pPr>
+    </w:p>
     <w:sectPr>
-      <w:headerReference w:type="default" r:id="rId40"/>
+      <w:headerReference w:type="default" r:id="rId42"/>
       <w:pgSz w:w="11906" w:h="16838"/>
       <w:pgMar w:top="1440" w:right="1440" w:bottom="1440" w:left="1440" w:header="708" w:footer="708" w:gutter="0"/>
       <w:cols w:space="708"/>

--- a/Jaava_Notes_Placements/DSA_Java_gfg.docx
+++ b/Jaava_Notes_Placements/DSA_Java_gfg.docx
@@ -6295,6 +6295,9 @@
         <w:jc w:val="center"/>
       </w:pPr>
       <w:r>
+        <w:rPr>
+          <w:noProof/>
+        </w:rPr>
         <w:lastRenderedPageBreak/>
         <w:drawing>
           <wp:inline distT="0" distB="0" distL="0" distR="0" wp14:anchorId="59028D27" wp14:editId="7305D439">
@@ -6417,6 +6420,9 @@
         <w:jc w:val="center"/>
       </w:pPr>
       <w:r>
+        <w:rPr>
+          <w:noProof/>
+        </w:rPr>
         <w:lastRenderedPageBreak/>
         <w:drawing>
           <wp:inline distT="0" distB="0" distL="0" distR="0" wp14:anchorId="229237F8" wp14:editId="29B9F1C5">
@@ -6472,8 +6478,248 @@
         </w:rPr>
       </w:pPr>
     </w:p>
+    <w:p>
+      <w:pPr>
+        <w:rPr>
+          <w:b/>
+          <w:bCs/>
+        </w:rPr>
+      </w:pPr>
+    </w:p>
+    <w:p>
+      <w:pPr>
+        <w:rPr>
+          <w:b/>
+          <w:bCs/>
+        </w:rPr>
+      </w:pPr>
+    </w:p>
+    <w:p>
+      <w:pPr>
+        <w:rPr>
+          <w:b/>
+          <w:bCs/>
+        </w:rPr>
+      </w:pPr>
+    </w:p>
+    <w:p>
+      <w:pPr>
+        <w:rPr>
+          <w:b/>
+          <w:bCs/>
+        </w:rPr>
+      </w:pPr>
+      <w:r>
+        <w:rPr>
+          <w:b/>
+          <w:bCs/>
+        </w:rPr>
+        <w:t>Q.</w:t>
+      </w:r>
+      <w:r>
+        <w:rPr>
+          <w:rFonts w:ascii="Source Sans 3" w:eastAsia="Times New Roman" w:hAnsi="Source Sans 3" w:cs="Times New Roman"/>
+          <w:b/>
+          <w:bCs/>
+          <w:color w:val="E9E9EA"/>
+          <w:kern w:val="0"/>
+          <w:sz w:val="30"/>
+          <w:szCs w:val="30"/>
+          <w:lang w:eastAsia="en-IN"/>
+          <w14:ligatures w14:val="none"/>
+        </w:rPr>
+        <w:t xml:space="preserve"> </w:t>
+      </w:r>
+      <w:r>
+        <w:rPr>
+          <w:b/>
+          <w:bCs/>
+        </w:rPr>
+        <w:t>Hollow Diamond</w:t>
+      </w:r>
+    </w:p>
+    <w:p>
+      <w:pPr>
+        <w:rPr>
+          <w:bCs/>
+        </w:rPr>
+      </w:pPr>
+      <w:r>
+        <w:rPr>
+          <w:bCs/>
+        </w:rPr>
+        <w:t>Given a number n. Print Hollow Diamond Pattern with n lines.</w:t>
+      </w:r>
+    </w:p>
+    <w:p>
+      <w:pPr>
+        <w:rPr>
+          <w:bCs/>
+        </w:rPr>
+      </w:pPr>
+      <w:r>
+        <w:rPr>
+          <w:bCs/>
+        </w:rPr>
+        <w:t>Note: There is a space between two adjacent stars (*) in the pattern.</w:t>
+      </w:r>
+    </w:p>
+    <w:p>
+      <w:pPr>
+        <w:rPr>
+          <w:bCs/>
+        </w:rPr>
+      </w:pPr>
+      <w:r>
+        <w:rPr>
+          <w:bCs/>
+        </w:rPr>
+        <w:t>Examples:</w:t>
+      </w:r>
+    </w:p>
+    <w:p>
+      <w:pPr>
+        <w:rPr>
+          <w:bCs/>
+        </w:rPr>
+      </w:pPr>
+      <w:r>
+        <w:rPr>
+          <w:bCs/>
+        </w:rPr>
+        <w:t>Input: n = 3</w:t>
+      </w:r>
+      <w:r>
+        <w:rPr>
+          <w:bCs/>
+        </w:rPr>
+        <w:br/>
+        <w:t>Output:</w:t>
+      </w:r>
+      <w:r>
+        <w:rPr>
+          <w:bCs/>
+        </w:rPr>
+        <w:br/>
+        <w:t xml:space="preserve">    *         </w:t>
+      </w:r>
+      <w:r>
+        <w:rPr>
+          <w:bCs/>
+        </w:rPr>
+        <w:br/>
+        <w:t xml:space="preserve">  *   *</w:t>
+      </w:r>
+      <w:r>
+        <w:rPr>
+          <w:bCs/>
+        </w:rPr>
+        <w:br/>
+        <w:t>*       *</w:t>
+      </w:r>
+      <w:r>
+        <w:rPr>
+          <w:bCs/>
+        </w:rPr>
+        <w:br/>
+        <w:t xml:space="preserve">  *   *</w:t>
+      </w:r>
+      <w:r>
+        <w:rPr>
+          <w:bCs/>
+        </w:rPr>
+        <w:br/>
+        <w:t xml:space="preserve">    * </w:t>
+      </w:r>
+    </w:p>
+    <w:p>
+      <w:pPr>
+        <w:rPr>
+          <w:b/>
+          <w:bCs/>
+        </w:rPr>
+      </w:pPr>
+    </w:p>
+    <w:p>
+      <w:pPr>
+        <w:jc w:val="center"/>
+        <w:rPr>
+          <w:b/>
+          <w:bCs/>
+        </w:rPr>
+      </w:pPr>
+    </w:p>
+    <w:p>
+      <w:pPr>
+        <w:jc w:val="center"/>
+        <w:rPr>
+          <w:b/>
+          <w:bCs/>
+        </w:rPr>
+      </w:pPr>
+    </w:p>
+    <w:p>
+      <w:pPr>
+        <w:jc w:val="center"/>
+        <w:rPr>
+          <w:b/>
+          <w:bCs/>
+        </w:rPr>
+      </w:pPr>
+      <w:r>
+        <w:rPr>
+          <w:b/>
+          <w:bCs/>
+        </w:rPr>
+        <w:lastRenderedPageBreak/>
+        <w:drawing>
+          <wp:inline distT="0" distB="0" distL="0" distR="0" wp14:anchorId="7679A1A4" wp14:editId="5442FC64">
+            <wp:extent cx="4387227" cy="4228465"/>
+            <wp:effectExtent l="0" t="0" r="0" b="635"/>
+            <wp:docPr id="193544063" name="Picture 1"/>
+            <wp:cNvGraphicFramePr>
+              <a:graphicFrameLocks xmlns:a="http://schemas.openxmlformats.org/drawingml/2006/main" noChangeAspect="1"/>
+            </wp:cNvGraphicFramePr>
+            <a:graphic xmlns:a="http://schemas.openxmlformats.org/drawingml/2006/main">
+              <a:graphicData uri="http://schemas.openxmlformats.org/drawingml/2006/picture">
+                <pic:pic xmlns:pic="http://schemas.openxmlformats.org/drawingml/2006/picture">
+                  <pic:nvPicPr>
+                    <pic:cNvPr id="193544063" name=""/>
+                    <pic:cNvPicPr/>
+                  </pic:nvPicPr>
+                  <pic:blipFill rotWithShape="1">
+                    <a:blip r:embed="rId42"/>
+                    <a:srcRect l="2867" t="3142"/>
+                    <a:stretch>
+                      <a:fillRect/>
+                    </a:stretch>
+                  </pic:blipFill>
+                  <pic:spPr bwMode="auto">
+                    <a:xfrm>
+                      <a:off x="0" y="0"/>
+                      <a:ext cx="4396870" cy="4237760"/>
+                    </a:xfrm>
+                    <a:prstGeom prst="rect">
+                      <a:avLst/>
+                    </a:prstGeom>
+                    <a:ln>
+                      <a:noFill/>
+                    </a:ln>
+                    <a:extLst>
+                      <a:ext uri="{53640926-AAD7-44D8-BBD7-CCE9431645EC}">
+                        <a14:shadowObscured xmlns:a14="http://schemas.microsoft.com/office/drawing/2010/main"/>
+                      </a:ext>
+                    </a:extLst>
+                  </pic:spPr>
+                </pic:pic>
+              </a:graphicData>
+            </a:graphic>
+          </wp:inline>
+        </w:drawing>
+      </w:r>
+    </w:p>
     <w:sectPr>
-      <w:headerReference w:type="default" r:id="rId42"/>
+      <w:headerReference w:type="default" r:id="rId43"/>
       <w:pgSz w:w="11906" w:h="16838"/>
       <w:pgMar w:top="1440" w:right="1440" w:bottom="1440" w:left="1440" w:header="708" w:footer="708" w:gutter="0"/>
       <w:cols w:space="708"/>

--- a/Jaava_Notes_Placements/DSA_Java_gfg.docx
+++ b/Jaava_Notes_Placements/DSA_Java_gfg.docx
@@ -122,19 +122,8 @@
           <w:i/>
           <w:iCs/>
         </w:rPr>
-        <w:t xml:space="preserve">Example </w:t>
-      </w:r>
-      <w:proofErr w:type="gramStart"/>
-      <w:r>
-        <w:rPr>
-          <w:b/>
-          <w:bCs/>
-          <w:i/>
-          <w:iCs/>
-        </w:rPr>
-        <w:t>1 :</w:t>
-      </w:r>
-      <w:proofErr w:type="gramEnd"/>
+        <w:t>Example 1 :</w:t>
+      </w:r>
       <w:r>
         <w:rPr>
           <w:i/>
@@ -253,19 +242,8 @@
           <w:i/>
           <w:iCs/>
         </w:rPr>
-        <w:t xml:space="preserve">Example </w:t>
-      </w:r>
-      <w:proofErr w:type="gramStart"/>
-      <w:r>
-        <w:rPr>
-          <w:b/>
-          <w:bCs/>
-          <w:i/>
-          <w:iCs/>
-        </w:rPr>
-        <w:t>2 :</w:t>
-      </w:r>
-      <w:proofErr w:type="gramEnd"/>
+        <w:t>Example 2 :</w:t>
+      </w:r>
       <w:r>
         <w:rPr>
           <w:i/>
@@ -381,15 +359,7 @@
     </w:p>
     <w:p>
       <w:r>
-        <w:t xml:space="preserve">A naive approach is to implement both algorithms and compare their running times on different inputs, but this method has many drawbacks for </w:t>
-      </w:r>
-      <w:proofErr w:type="spellStart"/>
-      <w:r>
-        <w:t>analyzing</w:t>
-      </w:r>
-      <w:proofErr w:type="spellEnd"/>
-      <w:r>
-        <w:t xml:space="preserve"> algorithms. </w:t>
+        <w:t>A naive approach is to implement both algorithms and compare their running times on different inputs, but this method has many drawbacks for analyzing algorithms. </w:t>
       </w:r>
     </w:p>
     <w:p>
@@ -431,15 +401,7 @@
         </w:numPr>
       </w:pPr>
       <w:r>
-        <w:t xml:space="preserve">Describes the asymptotic </w:t>
-      </w:r>
-      <w:proofErr w:type="spellStart"/>
-      <w:r>
-        <w:t>behavior</w:t>
-      </w:r>
-      <w:proofErr w:type="spellEnd"/>
-      <w:r>
-        <w:t xml:space="preserve"> (order of growth of time or space in terms of input size) of a function, not its exact value.</w:t>
+        <w:t>Describes the asymptotic behavior (order of growth of time or space in terms of input size) of a function, not its exact value.</w:t>
       </w:r>
     </w:p>
     <w:p>
@@ -460,36 +422,12 @@
         <w:t> upper limit</w:t>
       </w:r>
       <w:r>
-        <w:t xml:space="preserve"> on the time taken by an algorithm in terms of the size of the input. We mainly consider the </w:t>
-      </w:r>
-      <w:proofErr w:type="gramStart"/>
-      <w:r>
-        <w:t>worst case</w:t>
-      </w:r>
-      <w:proofErr w:type="gramEnd"/>
-      <w:r>
-        <w:t xml:space="preserve"> scenario of the algorithm to find its time complexity in terms of Big O</w:t>
-      </w:r>
-    </w:p>
-    <w:p>
-      <w:r>
-        <w:t xml:space="preserve">Big-O notation is a way to measure the time and space complexity of an algorithm. It describes the upper bound of the complexity in the worst-case scenario. </w:t>
-      </w:r>
-      <w:proofErr w:type="gramStart"/>
-      <w:r>
-        <w:t>Let’s</w:t>
-      </w:r>
-      <w:proofErr w:type="gramEnd"/>
-      <w:r>
-        <w:t xml:space="preserve"> </w:t>
-      </w:r>
-      <w:proofErr w:type="gramStart"/>
-      <w:r>
-        <w:t>look into</w:t>
-      </w:r>
-      <w:proofErr w:type="gramEnd"/>
-      <w:r>
-        <w:t xml:space="preserve"> the different types of time complexities</w:t>
+        <w:t> on the time taken by an algorithm in terms of the size of the input. We mainly consider the worst case scenario of the algorithm to find its time complexity in terms of Big O</w:t>
+      </w:r>
+    </w:p>
+    <w:p>
+      <w:r>
+        <w:t>Big-O notation is a way to measure the time and space complexity of an algorithm. It describes the upper bound of the complexity in the worst-case scenario. Let’s look into the different types of time complexities</w:t>
       </w:r>
       <w:r>
         <w:t>:</w:t>
@@ -541,23 +479,7 @@
           <w:b/>
           <w:bCs/>
         </w:rPr>
-        <w:t xml:space="preserve">2. Logarithmic Time Complexity: Big </w:t>
-      </w:r>
-      <w:proofErr w:type="gramStart"/>
-      <w:r>
-        <w:rPr>
-          <w:b/>
-          <w:bCs/>
-        </w:rPr>
-        <w:t>O(</w:t>
-      </w:r>
-      <w:proofErr w:type="gramEnd"/>
-      <w:r>
-        <w:rPr>
-          <w:b/>
-          <w:bCs/>
-        </w:rPr>
-        <w:t>log n) Complexity</w:t>
+        <w:t>2. Logarithmic Time Complexity: Big O(log n) Complexity</w:t>
       </w:r>
     </w:p>
     <w:p>
@@ -697,15 +619,7 @@
           <w:b/>
           <w:bCs/>
         </w:rPr>
-        <w:t>5. Polynomial Time Complexity: Big O(</w:t>
-      </w:r>
-      <w:proofErr w:type="spellStart"/>
-      <w:r>
-        <w:rPr>
-          <w:b/>
-          <w:bCs/>
-        </w:rPr>
-        <w:t>n</w:t>
+        <w:t>5. Polynomial Time Complexity: Big O(n</w:t>
       </w:r>
       <w:r>
         <w:rPr>
@@ -715,7 +629,6 @@
         </w:rPr>
         <w:t>k</w:t>
       </w:r>
-      <w:proofErr w:type="spellEnd"/>
       <w:r>
         <w:rPr>
           <w:b/>
@@ -753,23 +666,7 @@
           <w:b/>
           <w:bCs/>
         </w:rPr>
-        <w:t> O(</w:t>
-      </w:r>
-      <w:proofErr w:type="spellStart"/>
-      <w:r>
-        <w:rPr>
-          <w:b/>
-          <w:bCs/>
-        </w:rPr>
-        <w:t>nk</w:t>
-      </w:r>
-      <w:proofErr w:type="spellEnd"/>
-      <w:r>
-        <w:rPr>
-          <w:b/>
-          <w:bCs/>
-        </w:rPr>
-        <w:t>)</w:t>
+        <w:t> O(nk)</w:t>
       </w:r>
       <w:r>
         <w:t>, where </w:t>
@@ -1774,13 +1671,8 @@
             <w:hideMark/>
           </w:tcPr>
           <w:p>
-            <w:proofErr w:type="gramStart"/>
             <w:r>
-              <w:t>O(</w:t>
-            </w:r>
-            <w:proofErr w:type="gramEnd"/>
-            <w:r>
-              <w:t>log n)</w:t>
+              <w:t>O(log n)</w:t>
             </w:r>
           </w:p>
         </w:tc>
@@ -1908,11 +1800,9 @@
             <w:hideMark/>
           </w:tcPr>
           <w:p>
-            <w:proofErr w:type="spellStart"/>
             <w:r>
               <w:t>Superlinear</w:t>
             </w:r>
-            <w:proofErr w:type="spellEnd"/>
           </w:p>
         </w:tc>
         <w:tc>
@@ -1935,13 +1825,8 @@
             <w:hideMark/>
           </w:tcPr>
           <w:p>
-            <w:proofErr w:type="gramStart"/>
             <w:r>
-              <w:t>O(</w:t>
-            </w:r>
-            <w:proofErr w:type="gramEnd"/>
-            <w:r>
-              <w:t>n log n)</w:t>
+              <w:t>O(n log n)</w:t>
             </w:r>
           </w:p>
         </w:tc>
@@ -2019,15 +1904,7 @@
           </w:tcPr>
           <w:p>
             <w:r>
-              <w:t>O(</w:t>
-            </w:r>
-            <w:proofErr w:type="spellStart"/>
-            <w:r>
-              <w:t>n^c</w:t>
-            </w:r>
-            <w:proofErr w:type="spellEnd"/>
-            <w:r>
-              <w:t>)</w:t>
+              <w:t>O(n^c)</w:t>
             </w:r>
           </w:p>
         </w:tc>
@@ -2104,15 +1981,7 @@
           </w:tcPr>
           <w:p>
             <w:r>
-              <w:t>O(</w:t>
-            </w:r>
-            <w:proofErr w:type="spellStart"/>
-            <w:r>
-              <w:t>c^n</w:t>
-            </w:r>
-            <w:proofErr w:type="spellEnd"/>
-            <w:r>
-              <w:t>)</w:t>
+              <w:t>O(c^n)</w:t>
             </w:r>
           </w:p>
         </w:tc>
@@ -2244,39 +2113,7 @@
         </w:numPr>
       </w:pPr>
       <w:r>
-        <w:t xml:space="preserve">Compared to Big O or Big </w:t>
-      </w:r>
-      <w:proofErr w:type="gramStart"/>
-      <w:r>
-        <w:t>Omega ,</w:t>
-      </w:r>
-      <w:proofErr w:type="gramEnd"/>
-      <w:r>
-        <w:t xml:space="preserve"> </w:t>
-      </w:r>
-      <w:proofErr w:type="gramStart"/>
-      <w:r>
-        <w:t>It</w:t>
-      </w:r>
-      <w:proofErr w:type="gramEnd"/>
-      <w:r>
-        <w:t xml:space="preserve"> gives more information in cases where we have exact bound available and should be preferred. For example, for Merge Sort, we can say that time is </w:t>
-      </w:r>
-      <w:proofErr w:type="gramStart"/>
-      <w:r>
-        <w:t>Θ(</w:t>
-      </w:r>
-      <w:proofErr w:type="gramEnd"/>
-      <w:r>
-        <w:t xml:space="preserve">n Log n) and for Binary Search, we can say worst case time is </w:t>
-      </w:r>
-      <w:proofErr w:type="gramStart"/>
-      <w:r>
-        <w:t>Θ(</w:t>
-      </w:r>
-      <w:proofErr w:type="gramEnd"/>
-      <w:r>
-        <w:t>Log n).</w:t>
+        <w:t>Compared to Big O or Big Omega , It gives more information in cases where we have exact bound available and should be preferred. For example, for Merge Sort, we can say that time is Θ(n Log n) and for Binary Search, we can say worst case time is Θ(Log n).</w:t>
       </w:r>
     </w:p>
     <w:p>
@@ -2296,15 +2133,7 @@
     </w:p>
     <w:p>
       <w:r>
-        <w:t xml:space="preserve">Imagine a classroom of 100 students in which you gave your pen to one person. You </w:t>
-      </w:r>
-      <w:proofErr w:type="gramStart"/>
-      <w:r>
-        <w:t>have to</w:t>
-      </w:r>
-      <w:proofErr w:type="gramEnd"/>
-      <w:r>
-        <w:t xml:space="preserve"> find that pen without knowing to whom you gave it. </w:t>
+        <w:t>Imagine a classroom of 100 students in which you gave your pen to one person. You have to find that pen without knowing to whom you gave it. </w:t>
       </w:r>
     </w:p>
     <w:p>
@@ -2364,32 +2193,15 @@
           <w:numId w:val="18"/>
         </w:numPr>
       </w:pPr>
-      <w:proofErr w:type="gramStart"/>
-      <w:r>
-        <w:rPr>
-          <w:b/>
-          <w:bCs/>
-        </w:rPr>
-        <w:t>O(</w:t>
-      </w:r>
-      <w:proofErr w:type="gramEnd"/>
-      <w:r>
-        <w:rPr>
-          <w:b/>
-          <w:bCs/>
-        </w:rPr>
-        <w:t>log n):</w:t>
-      </w:r>
-      <w:r>
-        <w:t xml:space="preserve"> Now I divide the class into two groups, then ask: "Is it on the left side, or the right side of the classroom?" Then I take that group and divide it into two and ask again, and so on. Repeat the process till you are left with one student who has your pen. This is what you mean by </w:t>
-      </w:r>
-      <w:proofErr w:type="gramStart"/>
-      <w:r>
-        <w:t>O(</w:t>
-      </w:r>
-      <w:proofErr w:type="gramEnd"/>
-      <w:r>
-        <w:t>log n). </w:t>
+      <w:r>
+        <w:rPr>
+          <w:b/>
+          <w:bCs/>
+        </w:rPr>
+        <w:t>O(log n):</w:t>
+      </w:r>
+      <w:r>
+        <w:t> Now I divide the class into two groups, then ask: "Is it on the left side, or the right side of the classroom?" Then I take that group and divide it into two and ask again, and so on. Repeat the process till you are left with one student who has your pen. This is what you mean by O(log n). </w:t>
       </w:r>
     </w:p>
     <w:p>
@@ -2478,23 +2290,7 @@
       </w:r>
       <w:r>
         <w:br/>
-        <w:t xml:space="preserve">For example, if we want to compare standard sorting algorithms </w:t>
-      </w:r>
-      <w:proofErr w:type="gramStart"/>
-      <w:r>
-        <w:t>on the basis of</w:t>
-      </w:r>
-      <w:proofErr w:type="gramEnd"/>
-      <w:r>
-        <w:t xml:space="preserve"> space, then Auxiliary Space would be a better criterion than Space Complexity. Merge Sort uses O(n) auxiliary space, Insertion sort, and Heap Sort use </w:t>
-      </w:r>
-      <w:proofErr w:type="gramStart"/>
-      <w:r>
-        <w:t>O(</w:t>
-      </w:r>
-      <w:proofErr w:type="gramEnd"/>
-      <w:r>
-        <w:t>1) auxiliary space. The space complexity of all these sorting algorithms is O(n) though. </w:t>
+        <w:t>For example, if we want to compare standard sorting algorithms on the basis of space, then Auxiliary Space would be a better criterion than Space Complexity. Merge Sort uses O(n) auxiliary space, Insertion sort, and Heap Sort use O(1) auxiliary space. The space complexity of all these sorting algorithms is O(n) though. </w:t>
       </w:r>
     </w:p>
     <w:p/>
@@ -2715,46 +2511,22 @@
         </w:numPr>
       </w:pPr>
       <w:r>
-        <w:t xml:space="preserve">Since called function may further call itself, this process might continue forever. </w:t>
-      </w:r>
-      <w:proofErr w:type="gramStart"/>
-      <w:r>
-        <w:t>So</w:t>
-      </w:r>
-      <w:proofErr w:type="gramEnd"/>
-      <w:r>
-        <w:t xml:space="preserve"> it is essential to provide a base case to terminate this recursion process.</w:t>
-      </w:r>
-    </w:p>
-    <w:p>
-      <w:pPr>
-        <w:rPr>
-          <w:b/>
-          <w:bCs/>
-        </w:rPr>
-      </w:pPr>
-      <w:r>
-        <w:rPr>
-          <w:b/>
-          <w:bCs/>
-        </w:rPr>
-        <w:t xml:space="preserve">Example </w:t>
-      </w:r>
-      <w:proofErr w:type="gramStart"/>
-      <w:r>
-        <w:rPr>
-          <w:b/>
-          <w:bCs/>
-        </w:rPr>
-        <w:t>1 :</w:t>
-      </w:r>
-      <w:proofErr w:type="gramEnd"/>
-      <w:r>
-        <w:rPr>
-          <w:b/>
-          <w:bCs/>
-        </w:rPr>
-        <w:t xml:space="preserve"> Sum of Natural Numbers (n=3)</w:t>
+        <w:t>Since called function may further call itself, this process might continue forever. So it is essential to provide a base case to terminate this recursion process.</w:t>
+      </w:r>
+    </w:p>
+    <w:p>
+      <w:pPr>
+        <w:rPr>
+          <w:b/>
+          <w:bCs/>
+        </w:rPr>
+      </w:pPr>
+      <w:r>
+        <w:rPr>
+          <w:b/>
+          <w:bCs/>
+        </w:rPr>
+        <w:t>Example 1 : Sum of Natural Numbers (n=3)</w:t>
       </w:r>
     </w:p>
     <w:p>
@@ -2764,7 +2536,6 @@
           <w:iCs/>
         </w:rPr>
       </w:pPr>
-      <w:proofErr w:type="gramStart"/>
       <w:r>
         <w:rPr>
           <w:b/>
@@ -2779,89 +2550,85 @@
           <w:i/>
           <w:iCs/>
         </w:rPr>
-        <w:t xml:space="preserve"> :</w:t>
-      </w:r>
-      <w:proofErr w:type="gramEnd"/>
+        <w:t xml:space="preserve"> : n = 3</w:t>
+      </w:r>
       <w:r>
         <w:rPr>
           <w:i/>
           <w:iCs/>
         </w:rPr>
-        <w:t xml:space="preserve"> n = 3</w:t>
-      </w:r>
-      <w:r>
-        <w:rPr>
+        <w:br/>
+      </w:r>
+      <w:r>
+        <w:rPr>
+          <w:b/>
+          <w:bCs/>
           <w:i/>
           <w:iCs/>
         </w:rPr>
-        <w:br/>
-      </w:r>
-      <w:proofErr w:type="gramStart"/>
-      <w:r>
-        <w:rPr>
-          <w:b/>
-          <w:bCs/>
+        <w:t>Output</w:t>
+      </w:r>
+      <w:r>
+        <w:rPr>
           <w:i/>
           <w:iCs/>
         </w:rPr>
-        <w:t>Output</w:t>
+        <w:t xml:space="preserve"> : 6</w:t>
       </w:r>
       <w:r>
         <w:rPr>
           <w:i/>
           <w:iCs/>
         </w:rPr>
-        <w:t xml:space="preserve"> :</w:t>
-      </w:r>
-      <w:proofErr w:type="gramEnd"/>
-      <w:r>
-        <w:rPr>
+        <w:br/>
+      </w:r>
+      <w:r>
+        <w:rPr>
+          <w:b/>
+          <w:bCs/>
           <w:i/>
           <w:iCs/>
         </w:rPr>
-        <w:t xml:space="preserve"> 6</w:t>
+        <w:t>Explanation</w:t>
       </w:r>
       <w:r>
         <w:rPr>
           <w:i/>
           <w:iCs/>
         </w:rPr>
-        <w:br/>
-      </w:r>
-      <w:proofErr w:type="gramStart"/>
-      <w:r>
-        <w:rPr>
-          <w:b/>
-          <w:bCs/>
+        <w:t xml:space="preserve"> : The sum of first 3 natural numbers is 1+2+3 = 6.</w:t>
+      </w:r>
+    </w:p>
+    <w:p>
+      <w:pPr>
+        <w:rPr>
           <w:i/>
           <w:iCs/>
         </w:rPr>
-        <w:t>Explanation</w:t>
-      </w:r>
-      <w:r>
-        <w:rPr>
+      </w:pPr>
+      <w:r>
+        <w:rPr>
+          <w:b/>
+          <w:bCs/>
           <w:i/>
           <w:iCs/>
         </w:rPr>
-        <w:t xml:space="preserve"> :</w:t>
-      </w:r>
-      <w:proofErr w:type="gramEnd"/>
+        <w:t>Input</w:t>
+      </w:r>
       <w:r>
         <w:rPr>
           <w:i/>
           <w:iCs/>
         </w:rPr>
-        <w:t xml:space="preserve"> The sum of first 3 natural numbers is 1+2+3 = 6.</w:t>
-      </w:r>
-    </w:p>
-    <w:p>
-      <w:pPr>
+        <w:t xml:space="preserve"> : n = 7</w:t>
+      </w:r>
+      <w:r>
         <w:rPr>
           <w:i/>
           <w:iCs/>
         </w:rPr>
-      </w:pPr>
-      <w:proofErr w:type="gramStart"/>
+        <w:br/>
+      </w:r>
       <w:r>
         <w:rPr>
           <w:b/>
@@ -2869,86 +2636,37 @@
           <w:i/>
           <w:iCs/>
         </w:rPr>
-        <w:t>Input</w:t>
+        <w:t>Output</w:t>
       </w:r>
       <w:r>
         <w:rPr>
           <w:i/>
           <w:iCs/>
         </w:rPr>
-        <w:t xml:space="preserve"> :</w:t>
-      </w:r>
-      <w:proofErr w:type="gramEnd"/>
+        <w:t xml:space="preserve"> : 28</w:t>
+      </w:r>
       <w:r>
         <w:rPr>
           <w:i/>
           <w:iCs/>
         </w:rPr>
-        <w:t xml:space="preserve"> n = 7</w:t>
-      </w:r>
-      <w:r>
-        <w:rPr>
+        <w:br/>
+      </w:r>
+      <w:r>
+        <w:rPr>
+          <w:b/>
+          <w:bCs/>
           <w:i/>
           <w:iCs/>
         </w:rPr>
-        <w:br/>
-      </w:r>
-      <w:proofErr w:type="gramStart"/>
-      <w:r>
-        <w:rPr>
-          <w:b/>
-          <w:bCs/>
+        <w:t>Explanation</w:t>
+      </w:r>
+      <w:r>
+        <w:rPr>
           <w:i/>
           <w:iCs/>
         </w:rPr>
-        <w:t>Output</w:t>
-      </w:r>
-      <w:r>
-        <w:rPr>
-          <w:i/>
-          <w:iCs/>
-        </w:rPr>
-        <w:t xml:space="preserve"> :</w:t>
-      </w:r>
-      <w:proofErr w:type="gramEnd"/>
-      <w:r>
-        <w:rPr>
-          <w:i/>
-          <w:iCs/>
-        </w:rPr>
-        <w:t xml:space="preserve"> 28</w:t>
-      </w:r>
-      <w:r>
-        <w:rPr>
-          <w:i/>
-          <w:iCs/>
-        </w:rPr>
-        <w:br/>
-      </w:r>
-      <w:proofErr w:type="gramStart"/>
-      <w:r>
-        <w:rPr>
-          <w:b/>
-          <w:bCs/>
-          <w:i/>
-          <w:iCs/>
-        </w:rPr>
-        <w:t>Explanation</w:t>
-      </w:r>
-      <w:r>
-        <w:rPr>
-          <w:i/>
-          <w:iCs/>
-        </w:rPr>
-        <w:t xml:space="preserve"> :</w:t>
-      </w:r>
-      <w:proofErr w:type="gramEnd"/>
-      <w:r>
-        <w:rPr>
-          <w:i/>
-          <w:iCs/>
-        </w:rPr>
-        <w:t xml:space="preserve"> The sum of first 7 natural numbers is 1+2+3+4+5+6+7 = 28.</w:t>
+        <w:t xml:space="preserve"> : The sum of first 7 natural numbers is 1+2+3+4+5+6+7 = 28.</w:t>
       </w:r>
     </w:p>
     <w:p>
@@ -2963,17 +2681,8 @@
           <w:b/>
           <w:bCs/>
         </w:rPr>
-        <w:t xml:space="preserve">Base </w:t>
-      </w:r>
-      <w:proofErr w:type="gramStart"/>
-      <w:r>
-        <w:rPr>
-          <w:b/>
-          <w:bCs/>
-        </w:rPr>
-        <w:t>Case :</w:t>
-      </w:r>
-      <w:proofErr w:type="gramEnd"/>
+        <w:t>Base Case :</w:t>
+      </w:r>
       <w:r>
         <w:t> At n == 1, it returns 1 for n = 3, the recursion reaches this after going through 3 → 2 → 1.</w:t>
       </w:r>
@@ -2990,59 +2699,10 @@
           <w:b/>
           <w:bCs/>
         </w:rPr>
-        <w:t xml:space="preserve">Recursive </w:t>
-      </w:r>
-      <w:proofErr w:type="gramStart"/>
-      <w:r>
-        <w:rPr>
-          <w:b/>
-          <w:bCs/>
-        </w:rPr>
-        <w:t>Case :</w:t>
-      </w:r>
-      <w:proofErr w:type="gramEnd"/>
-      <w:r>
-        <w:t> Each call adds n to sum(n-1</w:t>
-      </w:r>
-      <w:proofErr w:type="gramStart"/>
-      <w:r>
-        <w:t>) ,</w:t>
-      </w:r>
-      <w:proofErr w:type="gramEnd"/>
-      <w:r>
-        <w:t xml:space="preserve"> so </w:t>
-      </w:r>
-      <w:proofErr w:type="gramStart"/>
-      <w:r>
-        <w:t>sum(</w:t>
-      </w:r>
-      <w:proofErr w:type="gramEnd"/>
-      <w:r>
-        <w:t xml:space="preserve">3) = 3 + </w:t>
-      </w:r>
-      <w:proofErr w:type="gramStart"/>
-      <w:r>
-        <w:t>sum(</w:t>
-      </w:r>
-      <w:proofErr w:type="gramEnd"/>
-      <w:r>
-        <w:t xml:space="preserve">2), </w:t>
-      </w:r>
-      <w:proofErr w:type="gramStart"/>
-      <w:r>
-        <w:t>sum(</w:t>
-      </w:r>
-      <w:proofErr w:type="gramEnd"/>
-      <w:r>
-        <w:t xml:space="preserve">2) = 2 + </w:t>
-      </w:r>
-      <w:proofErr w:type="gramStart"/>
-      <w:r>
-        <w:t>sum(</w:t>
-      </w:r>
-      <w:proofErr w:type="gramEnd"/>
-      <w:r>
-        <w:t>1).</w:t>
+        <w:t>Recursive Case :</w:t>
+      </w:r>
+      <w:r>
+        <w:t> Each call adds n to sum(n-1) , so sum(3) = 3 + sum(2), sum(2) = 2 + sum(1).</w:t>
       </w:r>
     </w:p>
     <w:p/>
@@ -3058,15 +2718,7 @@
     </w:p>
     <w:p>
       <w:r>
-        <w:t xml:space="preserve">    public static int </w:t>
-      </w:r>
-      <w:proofErr w:type="gramStart"/>
-      <w:r>
-        <w:t>sum(</w:t>
-      </w:r>
-      <w:proofErr w:type="gramEnd"/>
-      <w:r>
-        <w:t>int n) {</w:t>
+        <w:t xml:space="preserve">    public static int sum(int n) {</w:t>
       </w:r>
     </w:p>
     <w:p>
@@ -3086,15 +2738,7 @@
     </w:p>
     <w:p>
       <w:r>
-        <w:t xml:space="preserve">        return n + </w:t>
-      </w:r>
-      <w:proofErr w:type="gramStart"/>
-      <w:r>
-        <w:t>sum(</w:t>
-      </w:r>
-      <w:proofErr w:type="gramEnd"/>
-      <w:r>
-        <w:t>n - 1);</w:t>
+        <w:t xml:space="preserve">        return n + sum(n - 1);</w:t>
       </w:r>
     </w:p>
     <w:p>
@@ -3104,23 +2748,7 @@
     </w:p>
     <w:p>
       <w:r>
-        <w:t xml:space="preserve">    public static void </w:t>
-      </w:r>
-      <w:proofErr w:type="gramStart"/>
-      <w:r>
-        <w:t>main(String[</w:t>
-      </w:r>
-      <w:proofErr w:type="gramEnd"/>
-      <w:r>
-        <w:t xml:space="preserve">] </w:t>
-      </w:r>
-      <w:proofErr w:type="spellStart"/>
-      <w:r>
-        <w:t>args</w:t>
-      </w:r>
-      <w:proofErr w:type="spellEnd"/>
-      <w:r>
-        <w:t>) {</w:t>
+        <w:t xml:space="preserve">    public static void main(String[] args) {</w:t>
       </w:r>
     </w:p>
     <w:p>
@@ -3130,15 +2758,7 @@
     </w:p>
     <w:p>
       <w:r>
-        <w:t xml:space="preserve">        </w:t>
-      </w:r>
-      <w:proofErr w:type="spellStart"/>
-      <w:r>
-        <w:t>System.out.println</w:t>
-      </w:r>
-      <w:proofErr w:type="spellEnd"/>
-      <w:r>
-        <w:t>(sum(n));</w:t>
+        <w:t xml:space="preserve">        System.out.println(sum(n));</w:t>
       </w:r>
     </w:p>
     <w:p>
@@ -3365,15 +2985,7 @@
         </w:numPr>
       </w:pPr>
       <w:r>
-        <w:t xml:space="preserve">Recursive solutions work as a </w:t>
-      </w:r>
-      <w:proofErr w:type="spellStart"/>
-      <w:r>
-        <w:t>a</w:t>
-      </w:r>
-      <w:proofErr w:type="spellEnd"/>
-      <w:r>
-        <w:t xml:space="preserve"> basis for Dynamic Programming and Divide and Conquer algorithms.</w:t>
+        <w:t>Recursive solutions work as a a basis for Dynamic Programming and Divide and Conquer algorithms.</w:t>
       </w:r>
     </w:p>
     <w:p>
@@ -3421,41 +3033,7 @@
           <w:lang w:eastAsia="en-IN"/>
           <w14:ligatures w14:val="none"/>
         </w:rPr>
-        <w:t xml:space="preserve">Example </w:t>
-      </w:r>
-      <w:proofErr w:type="gramStart"/>
-      <w:r>
-        <w:rPr>
-          <w:rFonts w:ascii="Nunito" w:eastAsia="Times New Roman" w:hAnsi="Nunito" w:cs="Times New Roman"/>
-          <w:b/>
-          <w:bCs/>
-          <w:color w:val="FFFFFF"/>
-          <w:spacing w:val="2"/>
-          <w:kern w:val="0"/>
-          <w:sz w:val="30"/>
-          <w:szCs w:val="30"/>
-          <w:bdr w:val="none" w:sz="0" w:space="0" w:color="auto" w:frame="1"/>
-          <w:lang w:eastAsia="en-IN"/>
-          <w14:ligatures w14:val="none"/>
-        </w:rPr>
-        <w:t>2 :</w:t>
-      </w:r>
-      <w:proofErr w:type="gramEnd"/>
-      <w:r>
-        <w:rPr>
-          <w:rFonts w:ascii="Nunito" w:eastAsia="Times New Roman" w:hAnsi="Nunito" w:cs="Times New Roman"/>
-          <w:b/>
-          <w:bCs/>
-          <w:color w:val="FFFFFF"/>
-          <w:spacing w:val="2"/>
-          <w:kern w:val="0"/>
-          <w:sz w:val="30"/>
-          <w:szCs w:val="30"/>
-          <w:bdr w:val="none" w:sz="0" w:space="0" w:color="auto" w:frame="1"/>
-          <w:lang w:eastAsia="en-IN"/>
-          <w14:ligatures w14:val="none"/>
-        </w:rPr>
-        <w:t xml:space="preserve"> Factorial of a Number</w:t>
+        <w:t>Example 2 : Factorial of a Number</w:t>
       </w:r>
     </w:p>
     <w:p/>
@@ -3466,28 +3044,12 @@
     </w:p>
     <w:p>
       <w:r>
-        <w:t xml:space="preserve">public class </w:t>
-      </w:r>
-      <w:proofErr w:type="spellStart"/>
-      <w:r>
-        <w:t>GfG</w:t>
-      </w:r>
-      <w:proofErr w:type="spellEnd"/>
-      <w:r>
-        <w:t xml:space="preserve"> {</w:t>
-      </w:r>
-    </w:p>
-    <w:p>
-      <w:r>
-        <w:t xml:space="preserve">    public static int </w:t>
-      </w:r>
-      <w:proofErr w:type="gramStart"/>
-      <w:r>
-        <w:t>fact(</w:t>
-      </w:r>
-      <w:proofErr w:type="gramEnd"/>
-      <w:r>
-        <w:t>int n) {</w:t>
+        <w:t>public class GfG {</w:t>
+      </w:r>
+    </w:p>
+    <w:p>
+      <w:r>
+        <w:t xml:space="preserve">    public static int fact(int n) {</w:t>
       </w:r>
     </w:p>
     <w:p>
@@ -3507,15 +3069,7 @@
     </w:p>
     <w:p>
       <w:r>
-        <w:t xml:space="preserve">        return n * </w:t>
-      </w:r>
-      <w:proofErr w:type="gramStart"/>
-      <w:r>
-        <w:t>fact(</w:t>
-      </w:r>
-      <w:proofErr w:type="gramEnd"/>
-      <w:r>
-        <w:t>n - 1);</w:t>
+        <w:t xml:space="preserve">        return n * fact(n - 1);</w:t>
       </w:r>
     </w:p>
     <w:p>
@@ -3525,52 +3079,12 @@
     </w:p>
     <w:p>
       <w:r>
-        <w:t xml:space="preserve">    public static void </w:t>
-      </w:r>
-      <w:proofErr w:type="gramStart"/>
-      <w:r>
-        <w:t>main(String[</w:t>
-      </w:r>
-      <w:proofErr w:type="gramEnd"/>
-      <w:r>
-        <w:t xml:space="preserve">] </w:t>
-      </w:r>
-      <w:proofErr w:type="spellStart"/>
-      <w:r>
-        <w:t>args</w:t>
-      </w:r>
-      <w:proofErr w:type="spellEnd"/>
-      <w:r>
-        <w:t>) {</w:t>
-      </w:r>
-    </w:p>
-    <w:p>
-      <w:r>
-        <w:t xml:space="preserve">        </w:t>
-      </w:r>
-      <w:proofErr w:type="spellStart"/>
-      <w:r>
-        <w:t>System.out.println</w:t>
-      </w:r>
-      <w:proofErr w:type="spellEnd"/>
-      <w:r>
-        <w:t xml:space="preserve">("Factorial of </w:t>
-      </w:r>
-      <w:proofErr w:type="gramStart"/>
-      <w:r>
-        <w:t>5 :</w:t>
-      </w:r>
-      <w:proofErr w:type="gramEnd"/>
-      <w:r>
-        <w:t xml:space="preserve"> " + </w:t>
-      </w:r>
-      <w:proofErr w:type="gramStart"/>
-      <w:r>
-        <w:t>fact(</w:t>
-      </w:r>
-      <w:proofErr w:type="gramEnd"/>
-      <w:r>
-        <w:t>5));</w:t>
+        <w:t xml:space="preserve">    public static void main(String[] args) {</w:t>
+      </w:r>
+    </w:p>
+    <w:p>
+      <w:r>
+        <w:t xml:space="preserve">        System.out.println("Factorial of 5 : " + fact(5));</w:t>
       </w:r>
     </w:p>
     <w:p>
@@ -3755,10 +3269,18 @@
           <w:lang w:eastAsia="en-IN"/>
           <w14:ligatures w14:val="none"/>
         </w:rPr>
-        <w:t xml:space="preserve">Recursive programs typically have more space requirements </w:t>
-      </w:r>
-      <w:proofErr w:type="gramStart"/>
-      <w:r>
+        <w:t>Recursive programs typically have more space requirements and also more time to maintain the recursion call stack.</w:t>
+      </w:r>
+    </w:p>
+    <w:p>
+      <w:pPr>
+        <w:numPr>
+          <w:ilvl w:val="0"/>
+          <w:numId w:val="25"/>
+        </w:numPr>
+        <w:shd w:val="clear" w:color="auto" w:fill="131417"/>
+        <w:spacing w:after="0" w:line="240" w:lineRule="auto"/>
+        <w:textAlignment w:val="baseline"/>
         <w:rPr>
           <w:rFonts w:ascii="Nunito" w:eastAsia="Times New Roman" w:hAnsi="Nunito" w:cs="Times New Roman"/>
           <w:color w:val="FFFFFF"/>
@@ -3769,9 +3291,7 @@
           <w:lang w:eastAsia="en-IN"/>
           <w14:ligatures w14:val="none"/>
         </w:rPr>
-        <w:t>and also</w:t>
-      </w:r>
-      <w:proofErr w:type="gramEnd"/>
+      </w:pPr>
       <w:r>
         <w:rPr>
           <w:rFonts w:ascii="Nunito" w:eastAsia="Times New Roman" w:hAnsi="Nunito" w:cs="Times New Roman"/>
@@ -3783,57 +3303,8 @@
           <w:lang w:eastAsia="en-IN"/>
           <w14:ligatures w14:val="none"/>
         </w:rPr>
-        <w:t xml:space="preserve"> more time to maintain the recursion call stack.</w:t>
-      </w:r>
-    </w:p>
-    <w:p>
-      <w:pPr>
-        <w:numPr>
-          <w:ilvl w:val="0"/>
-          <w:numId w:val="25"/>
-        </w:numPr>
-        <w:shd w:val="clear" w:color="auto" w:fill="131417"/>
-        <w:spacing w:after="0" w:line="240" w:lineRule="auto"/>
-        <w:textAlignment w:val="baseline"/>
-        <w:rPr>
-          <w:rFonts w:ascii="Nunito" w:eastAsia="Times New Roman" w:hAnsi="Nunito" w:cs="Times New Roman"/>
-          <w:color w:val="FFFFFF"/>
-          <w:spacing w:val="2"/>
-          <w:kern w:val="0"/>
-          <w:sz w:val="27"/>
-          <w:szCs w:val="27"/>
-          <w:lang w:eastAsia="en-IN"/>
-          <w14:ligatures w14:val="none"/>
-        </w:rPr>
-      </w:pPr>
-      <w:r>
-        <w:rPr>
-          <w:rFonts w:ascii="Nunito" w:eastAsia="Times New Roman" w:hAnsi="Nunito" w:cs="Times New Roman"/>
-          <w:color w:val="FFFFFF"/>
-          <w:spacing w:val="2"/>
-          <w:kern w:val="0"/>
-          <w:sz w:val="27"/>
-          <w:szCs w:val="27"/>
-          <w:lang w:eastAsia="en-IN"/>
-          <w14:ligatures w14:val="none"/>
-        </w:rPr>
-        <w:t xml:space="preserve">Recursion can make the code more difficult to understand and debug, since it requires thinking about multiple levels of function </w:t>
-      </w:r>
-      <w:proofErr w:type="gramStart"/>
-      <w:r>
-        <w:rPr>
-          <w:rFonts w:ascii="Nunito" w:eastAsia="Times New Roman" w:hAnsi="Nunito" w:cs="Times New Roman"/>
-          <w:color w:val="FFFFFF"/>
-          <w:spacing w:val="2"/>
-          <w:kern w:val="0"/>
-          <w:sz w:val="27"/>
-          <w:szCs w:val="27"/>
-          <w:lang w:eastAsia="en-IN"/>
-          <w14:ligatures w14:val="none"/>
-        </w:rPr>
-        <w:t>calls..</w:t>
-      </w:r>
-      <w:proofErr w:type="gramEnd"/>
+        <w:t>Recursion can make the code more difficult to understand and debug, since it requires thinking about multiple levels of function calls..</w:t>
+      </w:r>
     </w:p>
     <w:p/>
     <w:p>
@@ -3842,23 +3313,7 @@
           <w:b/>
           <w:bCs/>
         </w:rPr>
-        <w:t xml:space="preserve">Example </w:t>
-      </w:r>
-      <w:proofErr w:type="gramStart"/>
-      <w:r>
-        <w:rPr>
-          <w:b/>
-          <w:bCs/>
-        </w:rPr>
-        <w:t>3 :</w:t>
-      </w:r>
-      <w:proofErr w:type="gramEnd"/>
-      <w:r>
-        <w:rPr>
-          <w:b/>
-          <w:bCs/>
-        </w:rPr>
-        <w:t xml:space="preserve"> Fibonacci with Recursion</w:t>
+        <w:t>Example 3 : Fibonacci with Recursion</w:t>
       </w:r>
     </w:p>
     <w:p>
@@ -3890,15 +3345,7 @@
     </w:p>
     <w:p>
       <w:r>
-        <w:t xml:space="preserve">import </w:t>
-      </w:r>
-      <w:proofErr w:type="spellStart"/>
-      <w:r>
-        <w:t>java.util</w:t>
-      </w:r>
-      <w:proofErr w:type="spellEnd"/>
-      <w:r>
-        <w:t>.*;</w:t>
+        <w:t>import java.util.*;</w:t>
       </w:r>
     </w:p>
     <w:p>
@@ -3913,25 +3360,12 @@
     </w:p>
     <w:p>
       <w:r>
-        <w:t xml:space="preserve">// Function for </w:t>
-      </w:r>
-      <w:proofErr w:type="spellStart"/>
-      <w:r>
-        <w:t>fibonacci</w:t>
-      </w:r>
-      <w:proofErr w:type="spellEnd"/>
-    </w:p>
-    <w:p>
-      <w:r>
-        <w:t xml:space="preserve">static int </w:t>
-      </w:r>
-      <w:proofErr w:type="gramStart"/>
-      <w:r>
-        <w:t>fib(</w:t>
-      </w:r>
-      <w:proofErr w:type="gramEnd"/>
-      <w:r>
-        <w:t>int n)</w:t>
+        <w:t>// Function for fibonacci</w:t>
+      </w:r>
+    </w:p>
+    <w:p>
+      <w:r>
+        <w:t>static int fib(int n)</w:t>
       </w:r>
     </w:p>
     <w:p>
@@ -3981,23 +3415,7 @@
     </w:p>
     <w:p>
       <w:r>
-        <w:t xml:space="preserve">        return (</w:t>
-      </w:r>
-      <w:proofErr w:type="gramStart"/>
-      <w:r>
-        <w:t>fib(</w:t>
-      </w:r>
-      <w:proofErr w:type="gramEnd"/>
-      <w:r>
-        <w:t xml:space="preserve">n - 1) + </w:t>
-      </w:r>
-      <w:proofErr w:type="gramStart"/>
-      <w:r>
-        <w:t>fib(</w:t>
-      </w:r>
-      <w:proofErr w:type="gramEnd"/>
-      <w:r>
-        <w:t>n - 2));</w:t>
+        <w:t xml:space="preserve">        return (fib(n - 1) + fib(n - 2));</w:t>
       </w:r>
     </w:p>
     <w:p>
@@ -4012,28 +3430,7 @@
     </w:p>
     <w:p>
       <w:r>
-        <w:t xml:space="preserve">public static void </w:t>
-      </w:r>
-      <w:proofErr w:type="gramStart"/>
-      <w:r>
-        <w:t>main(</w:t>
-      </w:r>
-      <w:proofErr w:type="gramEnd"/>
-      <w:r>
-        <w:t xml:space="preserve">String </w:t>
-      </w:r>
-      <w:proofErr w:type="gramStart"/>
-      <w:r>
-        <w:t>[]</w:t>
-      </w:r>
-      <w:proofErr w:type="spellStart"/>
-      <w:r>
-        <w:t>args</w:t>
-      </w:r>
-      <w:proofErr w:type="spellEnd"/>
-      <w:proofErr w:type="gramEnd"/>
-      <w:r>
-        <w:t>)</w:t>
+        <w:t>public static void main(String []args)</w:t>
       </w:r>
     </w:p>
     <w:p>
@@ -4053,57 +3450,17 @@
     </w:p>
     <w:p>
       <w:r>
-        <w:t xml:space="preserve">    </w:t>
-      </w:r>
-      <w:proofErr w:type="spellStart"/>
-      <w:r>
-        <w:t>System.out.print</w:t>
-      </w:r>
-      <w:proofErr w:type="spellEnd"/>
-      <w:r>
-        <w:t>("Fibonacci series of 5 numbers is: ");</w:t>
-      </w:r>
-    </w:p>
-    <w:p>
-      <w:r>
-        <w:t xml:space="preserve">    // for loop to print the </w:t>
-      </w:r>
-      <w:proofErr w:type="spellStart"/>
-      <w:r>
-        <w:t>fibonacci</w:t>
-      </w:r>
-      <w:proofErr w:type="spellEnd"/>
-      <w:r>
-        <w:t xml:space="preserve"> series.</w:t>
-      </w:r>
-    </w:p>
-    <w:p>
-      <w:r>
-        <w:t xml:space="preserve">    for (int </w:t>
-      </w:r>
-      <w:proofErr w:type="spellStart"/>
-      <w:r>
-        <w:t>i</w:t>
-      </w:r>
-      <w:proofErr w:type="spellEnd"/>
-      <w:r>
-        <w:t xml:space="preserve"> = 0; </w:t>
-      </w:r>
-      <w:proofErr w:type="spellStart"/>
-      <w:r>
-        <w:t>i</w:t>
-      </w:r>
-      <w:proofErr w:type="spellEnd"/>
-      <w:r>
-        <w:t xml:space="preserve"> &lt; n; </w:t>
-      </w:r>
-      <w:proofErr w:type="spellStart"/>
-      <w:r>
-        <w:t>i</w:t>
-      </w:r>
-      <w:proofErr w:type="spellEnd"/>
-      <w:r>
-        <w:t xml:space="preserve">++) </w:t>
+        <w:t xml:space="preserve">    System.out.print("Fibonacci series of 5 numbers is: ");</w:t>
+      </w:r>
+    </w:p>
+    <w:p>
+      <w:r>
+        <w:t xml:space="preserve">    // for loop to print the fibonacci series.</w:t>
+      </w:r>
+    </w:p>
+    <w:p>
+      <w:r>
+        <w:t xml:space="preserve">    for (int i = 0; i &lt; n; i++) </w:t>
       </w:r>
     </w:p>
     <w:p>
@@ -4113,23 +3470,7 @@
     </w:p>
     <w:p>
       <w:r>
-        <w:t xml:space="preserve">        </w:t>
-      </w:r>
-      <w:proofErr w:type="spellStart"/>
-      <w:r>
-        <w:t>System.out.print</w:t>
-      </w:r>
-      <w:proofErr w:type="spellEnd"/>
-      <w:r>
-        <w:t>(fib(</w:t>
-      </w:r>
-      <w:proofErr w:type="spellStart"/>
-      <w:r>
-        <w:t>i</w:t>
-      </w:r>
-      <w:proofErr w:type="spellEnd"/>
-      <w:r>
-        <w:t>)+" ");</w:t>
+        <w:t xml:space="preserve">        System.out.print(fib(i)+" ");</w:t>
       </w:r>
     </w:p>
     <w:p>
@@ -4317,7 +3658,6 @@
           <w:numId w:val="33"/>
         </w:numPr>
       </w:pPr>
-      <w:proofErr w:type="spellStart"/>
       <w:r>
         <w:rPr>
           <w:b/>
@@ -4325,7 +3665,6 @@
         </w:rPr>
         <w:t>Memoization</w:t>
       </w:r>
-      <w:proofErr w:type="spellEnd"/>
       <w:r>
         <w:t>: Involves caching results of recursive function calls to avoid recomputing expensive subproblems.</w:t>
       </w:r>
@@ -4854,15 +4193,7 @@
         <w:t>m </w:t>
       </w:r>
       <w:r>
-        <w:t>(</w:t>
-      </w:r>
-      <w:proofErr w:type="gramStart"/>
-      <w:r>
-        <w:t>m !</w:t>
-      </w:r>
-      <w:proofErr w:type="gramEnd"/>
-      <w:r>
-        <w:t>= 0). The problem is to find the number closest to </w:t>
+        <w:t>(m != 0). The problem is to find the number closest to </w:t>
       </w:r>
       <w:r>
         <w:rPr>
@@ -4896,7 +4227,6 @@
       </w:r>
     </w:p>
     <w:p>
-      <w:proofErr w:type="gramStart"/>
       <w:r>
         <w:rPr>
           <w:b/>
@@ -4904,7 +4234,6 @@
         </w:rPr>
         <w:t>Examples :</w:t>
       </w:r>
-      <w:proofErr w:type="gramEnd"/>
     </w:p>
     <w:p>
       <w:r>
@@ -5529,85 +4858,33 @@
           <w:b/>
           <w:bCs/>
         </w:rPr>
-        <w:t xml:space="preserve">1 </w:t>
-      </w:r>
-      <w:proofErr w:type="spellStart"/>
-      <w:r>
-        <w:rPr>
-          <w:b/>
-          <w:bCs/>
-        </w:rPr>
-        <w:t>to n</w:t>
-      </w:r>
-      <w:proofErr w:type="spellEnd"/>
-      <w:r>
-        <w:rPr>
-          <w:b/>
-          <w:bCs/>
-        </w:rPr>
-        <w:t xml:space="preserve"> Without Loops</w:t>
-      </w:r>
-    </w:p>
-    <w:p>
-      <w:pPr>
-        <w:rPr>
-          <w:bCs/>
-        </w:rPr>
-      </w:pPr>
-      <w:r>
-        <w:rPr>
-          <w:bCs/>
-        </w:rPr>
-        <w:t xml:space="preserve">Given </w:t>
-      </w:r>
-      <w:proofErr w:type="gramStart"/>
-      <w:r>
-        <w:rPr>
-          <w:bCs/>
-        </w:rPr>
-        <w:t>an</w:t>
-      </w:r>
-      <w:proofErr w:type="gramEnd"/>
-      <w:r>
-        <w:rPr>
-          <w:bCs/>
-        </w:rPr>
-        <w:t xml:space="preserve"> positive integer n, print numbers from 1 to n without using loops.</w:t>
-      </w:r>
-    </w:p>
-    <w:p>
-      <w:pPr>
-        <w:rPr>
-          <w:bCs/>
-        </w:rPr>
-      </w:pPr>
-      <w:r>
-        <w:rPr>
-          <w:bCs/>
-        </w:rPr>
-        <w:t>Implement the function </w:t>
-      </w:r>
-      <w:proofErr w:type="spellStart"/>
-      <w:proofErr w:type="gramStart"/>
-      <w:r>
-        <w:rPr>
-          <w:bCs/>
-        </w:rPr>
-        <w:t>printTillN</w:t>
-      </w:r>
-      <w:proofErr w:type="spellEnd"/>
-      <w:r>
-        <w:rPr>
-          <w:bCs/>
-        </w:rPr>
-        <w:t>(</w:t>
-      </w:r>
-      <w:proofErr w:type="gramEnd"/>
-      <w:r>
-        <w:rPr>
-          <w:bCs/>
-        </w:rPr>
-        <w:t>) to print the numbers from 1 to n as space-separated integers.</w:t>
+        <w:t>1 to n Without Loops</w:t>
+      </w:r>
+    </w:p>
+    <w:p>
+      <w:pPr>
+        <w:rPr>
+          <w:bCs/>
+        </w:rPr>
+      </w:pPr>
+      <w:r>
+        <w:rPr>
+          <w:bCs/>
+        </w:rPr>
+        <w:t>Given an positive integer n, print numbers from 1 to n without using loops.</w:t>
+      </w:r>
+    </w:p>
+    <w:p>
+      <w:pPr>
+        <w:rPr>
+          <w:bCs/>
+        </w:rPr>
+      </w:pPr>
+      <w:r>
+        <w:rPr>
+          <w:bCs/>
+        </w:rPr>
+        <w:t>Implement the function printTillN() to print the numbers from 1 to n as space-separated integers.</w:t>
       </w:r>
     </w:p>
     <w:p>
@@ -5665,21 +4942,7 @@
         <w:rPr>
           <w:bCs/>
         </w:rPr>
-        <w:t xml:space="preserve">Explanation: We </w:t>
-      </w:r>
-      <w:proofErr w:type="gramStart"/>
-      <w:r>
-        <w:rPr>
-          <w:bCs/>
-        </w:rPr>
-        <w:t>have to</w:t>
-      </w:r>
-      <w:proofErr w:type="gramEnd"/>
-      <w:r>
-        <w:rPr>
-          <w:bCs/>
-        </w:rPr>
-        <w:t xml:space="preserve"> print numbers from 1 to 5.</w:t>
+        <w:t>Explanation: We have to print numbers from 1 to 5.</w:t>
       </w:r>
     </w:p>
     <w:p>
@@ -5882,7 +5145,6 @@
           <w:bCs/>
         </w:rPr>
       </w:pPr>
-      <w:proofErr w:type="gramStart"/>
       <w:r>
         <w:rPr>
           <w:b/>
@@ -5890,7 +5152,6 @@
         </w:rPr>
         <w:t>Examples :</w:t>
       </w:r>
-      <w:proofErr w:type="gramEnd"/>
     </w:p>
     <w:p>
       <w:pPr>
@@ -6088,23 +5349,7 @@
         <w:t>Note:</w:t>
       </w:r>
       <w:r>
-        <w:t> </w:t>
-      </w:r>
-      <w:proofErr w:type="gramStart"/>
-      <w:r>
-        <w:t>Don't</w:t>
-      </w:r>
-      <w:proofErr w:type="gramEnd"/>
-      <w:r>
-        <w:t xml:space="preserve"> use the inbuilt </w:t>
-      </w:r>
-      <w:proofErr w:type="spellStart"/>
-      <w:r>
-        <w:t>gcd</w:t>
-      </w:r>
-      <w:proofErr w:type="spellEnd"/>
-      <w:r>
-        <w:t xml:space="preserve"> function</w:t>
+        <w:t> Don't use the inbuilt gcd function</w:t>
       </w:r>
     </w:p>
     <w:p>
@@ -6253,15 +5498,7 @@
     </w:p>
     <w:p>
       <w:r>
-        <w:t>Implement the function </w:t>
-      </w:r>
-      <w:proofErr w:type="gramStart"/>
-      <w:r>
-        <w:t>power(</w:t>
-      </w:r>
-      <w:proofErr w:type="gramEnd"/>
-      <w:r>
-        <w:t>b, e), which calculates b raised to the power of e (i.e. b</w:t>
+        <w:t>Implement the function power(b, e), which calculates b raised to the power of e (i.e. b</w:t>
       </w:r>
       <w:r>
         <w:rPr>
@@ -6670,6 +5907,7 @@
         <w:rPr>
           <w:b/>
           <w:bCs/>
+          <w:noProof/>
         </w:rPr>
         <w:lastRenderedPageBreak/>
         <w:drawing>
@@ -6718,8 +5956,273 @@
         </w:drawing>
       </w:r>
     </w:p>
+    <w:p>
+      <w:pPr>
+        <w:rPr>
+          <w:b/>
+          <w:bCs/>
+        </w:rPr>
+      </w:pPr>
+    </w:p>
+    <w:p>
+      <w:pPr>
+        <w:rPr>
+          <w:b/>
+          <w:bCs/>
+        </w:rPr>
+      </w:pPr>
+    </w:p>
+    <w:p>
+      <w:pPr>
+        <w:rPr>
+          <w:b/>
+          <w:bCs/>
+        </w:rPr>
+      </w:pPr>
+    </w:p>
+    <w:p>
+      <w:pPr>
+        <w:rPr>
+          <w:b/>
+          <w:bCs/>
+        </w:rPr>
+      </w:pPr>
+    </w:p>
+    <w:p>
+      <w:pPr>
+        <w:rPr>
+          <w:b/>
+          <w:bCs/>
+        </w:rPr>
+      </w:pPr>
+    </w:p>
+    <w:p>
+      <w:pPr>
+        <w:rPr>
+          <w:b/>
+          <w:bCs/>
+        </w:rPr>
+      </w:pPr>
+      <w:r>
+        <w:rPr>
+          <w:b/>
+          <w:bCs/>
+        </w:rPr>
+        <w:t>Q.</w:t>
+      </w:r>
+      <w:r>
+        <w:rPr>
+          <w:rFonts w:ascii="Source Sans 3" w:eastAsia="Times New Roman" w:hAnsi="Source Sans 3" w:cs="Times New Roman"/>
+          <w:b/>
+          <w:bCs/>
+          <w:color w:val="090C10"/>
+          <w:kern w:val="0"/>
+          <w:sz w:val="30"/>
+          <w:szCs w:val="30"/>
+          <w:lang w:eastAsia="en-IN"/>
+          <w14:ligatures w14:val="none"/>
+        </w:rPr>
+        <w:t xml:space="preserve"> </w:t>
+      </w:r>
+      <w:r>
+        <w:rPr>
+          <w:b/>
+          <w:bCs/>
+        </w:rPr>
+        <w:t>Count Digits in a Number</w:t>
+      </w:r>
+    </w:p>
+    <w:p>
+      <w:r>
+        <w:t>You are given a number n. You need to find the count of digits in n.</w:t>
+      </w:r>
+    </w:p>
+    <w:p>
+      <w:r>
+        <w:t>Examples :</w:t>
+      </w:r>
+    </w:p>
+    <w:p>
+      <w:r>
+        <w:t>Input: n = 1</w:t>
+      </w:r>
+    </w:p>
+    <w:p>
+      <w:r>
+        <w:t>Output: 1</w:t>
+      </w:r>
+    </w:p>
+    <w:p>
+      <w:r>
+        <w:t>Explanation: Number of digit in 1 is 1.</w:t>
+      </w:r>
+    </w:p>
+    <w:p/>
+    <w:p>
+      <w:pPr>
+        <w:jc w:val="center"/>
+      </w:pPr>
+      <w:r>
+        <w:lastRenderedPageBreak/>
+        <w:drawing>
+          <wp:inline distT="0" distB="0" distL="0" distR="0" wp14:anchorId="65DD33B1" wp14:editId="42082464">
+            <wp:extent cx="4115339" cy="3185160"/>
+            <wp:effectExtent l="0" t="0" r="0" b="0"/>
+            <wp:docPr id="1263710486" name="Picture 1"/>
+            <wp:cNvGraphicFramePr>
+              <a:graphicFrameLocks xmlns:a="http://schemas.openxmlformats.org/drawingml/2006/main" noChangeAspect="1"/>
+            </wp:cNvGraphicFramePr>
+            <a:graphic xmlns:a="http://schemas.openxmlformats.org/drawingml/2006/main">
+              <a:graphicData uri="http://schemas.openxmlformats.org/drawingml/2006/picture">
+                <pic:pic xmlns:pic="http://schemas.openxmlformats.org/drawingml/2006/picture">
+                  <pic:nvPicPr>
+                    <pic:cNvPr id="1263710486" name=""/>
+                    <pic:cNvPicPr/>
+                  </pic:nvPicPr>
+                  <pic:blipFill>
+                    <a:blip r:embed="rId43"/>
+                    <a:stretch>
+                      <a:fillRect/>
+                    </a:stretch>
+                  </pic:blipFill>
+                  <pic:spPr>
+                    <a:xfrm>
+                      <a:off x="0" y="0"/>
+                      <a:ext cx="4118837" cy="3187868"/>
+                    </a:xfrm>
+                    <a:prstGeom prst="rect">
+                      <a:avLst/>
+                    </a:prstGeom>
+                  </pic:spPr>
+                </pic:pic>
+              </a:graphicData>
+            </a:graphic>
+          </wp:inline>
+        </w:drawing>
+      </w:r>
+    </w:p>
+    <w:p>
+      <w:pPr>
+        <w:rPr>
+          <w:b/>
+          <w:bCs/>
+        </w:rPr>
+      </w:pPr>
+      <w:r>
+        <w:rPr>
+          <w:b/>
+          <w:bCs/>
+        </w:rPr>
+        <w:t>Q.</w:t>
+      </w:r>
+      <w:r>
+        <w:rPr>
+          <w:rFonts w:ascii="Source Sans 3" w:eastAsia="Times New Roman" w:hAnsi="Source Sans 3" w:cs="Times New Roman"/>
+          <w:b/>
+          <w:bCs/>
+          <w:color w:val="090C10"/>
+          <w:kern w:val="0"/>
+          <w:sz w:val="30"/>
+          <w:szCs w:val="30"/>
+          <w:lang w:eastAsia="en-IN"/>
+          <w14:ligatures w14:val="none"/>
+        </w:rPr>
+        <w:t xml:space="preserve"> </w:t>
+      </w:r>
+      <w:r>
+        <w:rPr>
+          <w:b/>
+          <w:bCs/>
+        </w:rPr>
+        <w:t>Prime Number</w:t>
+      </w:r>
+    </w:p>
+    <w:p>
+      <w:r>
+        <w:t>Given a number n, determine whether it is a prime number or not.</w:t>
+      </w:r>
+      <w:r>
+        <w:br/>
+        <w:t>Note: A prime number is a number greater than 1 that has no positive divisors other than 1 and itself.</w:t>
+      </w:r>
+    </w:p>
+    <w:p>
+      <w:r>
+        <w:t>Examples :</w:t>
+      </w:r>
+      <w:r>
+        <w:br/>
+      </w:r>
+    </w:p>
+    <w:p>
+      <w:r>
+        <w:t>Input: n = 7</w:t>
+      </w:r>
+    </w:p>
+    <w:p>
+      <w:r>
+        <w:t>Output: true</w:t>
+      </w:r>
+    </w:p>
+    <w:p>
+      <w:r>
+        <w:t>Explanation: 7 has exactly two divisors: 1 and 7, making it a prime number.</w:t>
+      </w:r>
+    </w:p>
+    <w:p/>
+    <w:p>
+      <w:pPr>
+        <w:jc w:val="center"/>
+      </w:pPr>
+      <w:r>
+        <w:lastRenderedPageBreak/>
+        <w:drawing>
+          <wp:inline distT="0" distB="0" distL="0" distR="0" wp14:anchorId="39D6AEE9" wp14:editId="2C7037D0">
+            <wp:extent cx="4132659" cy="3390900"/>
+            <wp:effectExtent l="0" t="0" r="1270" b="0"/>
+            <wp:docPr id="1791281672" name="Picture 1"/>
+            <wp:cNvGraphicFramePr>
+              <a:graphicFrameLocks xmlns:a="http://schemas.openxmlformats.org/drawingml/2006/main" noChangeAspect="1"/>
+            </wp:cNvGraphicFramePr>
+            <a:graphic xmlns:a="http://schemas.openxmlformats.org/drawingml/2006/main">
+              <a:graphicData uri="http://schemas.openxmlformats.org/drawingml/2006/picture">
+                <pic:pic xmlns:pic="http://schemas.openxmlformats.org/drawingml/2006/picture">
+                  <pic:nvPicPr>
+                    <pic:cNvPr id="1791281672" name=""/>
+                    <pic:cNvPicPr/>
+                  </pic:nvPicPr>
+                  <pic:blipFill>
+                    <a:blip r:embed="rId44"/>
+                    <a:stretch>
+                      <a:fillRect/>
+                    </a:stretch>
+                  </pic:blipFill>
+                  <pic:spPr>
+                    <a:xfrm>
+                      <a:off x="0" y="0"/>
+                      <a:ext cx="4134807" cy="3392662"/>
+                    </a:xfrm>
+                    <a:prstGeom prst="rect">
+                      <a:avLst/>
+                    </a:prstGeom>
+                  </pic:spPr>
+                </pic:pic>
+              </a:graphicData>
+            </a:graphic>
+          </wp:inline>
+        </w:drawing>
+      </w:r>
+    </w:p>
+    <w:p>
+      <w:pPr>
+        <w:rPr>
+          <w:b/>
+          <w:bCs/>
+        </w:rPr>
+      </w:pPr>
+    </w:p>
     <w:sectPr>
-      <w:headerReference w:type="default" r:id="rId43"/>
+      <w:headerReference w:type="default" r:id="rId45"/>
       <w:pgSz w:w="11906" w:h="16838"/>
       <w:pgMar w:top="1440" w:right="1440" w:bottom="1440" w:left="1440" w:header="708" w:footer="708" w:gutter="0"/>
       <w:cols w:space="708"/>

--- a/Jaava_Notes_Placements/DSA_Java_gfg.docx
+++ b/Jaava_Notes_Placements/DSA_Java_gfg.docx
@@ -6063,6 +6063,9 @@
         <w:jc w:val="center"/>
       </w:pPr>
       <w:r>
+        <w:rPr>
+          <w:noProof/>
+        </w:rPr>
         <w:lastRenderedPageBreak/>
         <w:drawing>
           <wp:inline distT="0" distB="0" distL="0" distR="0" wp14:anchorId="65DD33B1" wp14:editId="42082464">
@@ -6175,6 +6178,9 @@
         <w:jc w:val="center"/>
       </w:pPr>
       <w:r>
+        <w:rPr>
+          <w:noProof/>
+        </w:rPr>
         <w:lastRenderedPageBreak/>
         <w:drawing>
           <wp:inline distT="0" distB="0" distL="0" distR="0" wp14:anchorId="39D6AEE9" wp14:editId="2C7037D0">
@@ -6220,9 +6226,115 @@
           <w:bCs/>
         </w:rPr>
       </w:pPr>
+      <w:r>
+        <w:rPr>
+          <w:b/>
+          <w:bCs/>
+        </w:rPr>
+        <w:t>Q.</w:t>
+      </w:r>
+      <w:r>
+        <w:rPr>
+          <w:rFonts w:ascii="Source Sans 3" w:eastAsia="Times New Roman" w:hAnsi="Source Sans 3" w:cs="Times New Roman"/>
+          <w:b/>
+          <w:bCs/>
+          <w:color w:val="E9E9EA"/>
+          <w:kern w:val="0"/>
+          <w:sz w:val="30"/>
+          <w:szCs w:val="30"/>
+          <w:lang w:eastAsia="en-IN"/>
+          <w14:ligatures w14:val="none"/>
+        </w:rPr>
+        <w:t xml:space="preserve"> </w:t>
+      </w:r>
+      <w:r>
+        <w:rPr>
+          <w:b/>
+          <w:bCs/>
+        </w:rPr>
+        <w:t>Palindrome Number</w:t>
+      </w:r>
+    </w:p>
+    <w:p>
+      <w:r>
+        <w:t>You are given an integer n. Your task is to determine whether it is a palindrome.</w:t>
+      </w:r>
+      <w:r>
+        <w:br/>
+        <w:t>A number is considered a palindrome if it reads the same backward as forward, as the number examples "12121" or "555".</w:t>
+      </w:r>
+    </w:p>
+    <w:p>
+      <w:r>
+        <w:t>Examples:</w:t>
+      </w:r>
+    </w:p>
+    <w:p>
+      <w:r>
+        <w:t>Input: n = 555</w:t>
+      </w:r>
+    </w:p>
+    <w:p>
+      <w:r>
+        <w:t>Output: true</w:t>
+      </w:r>
+      <w:r>
+        <w:br/>
+        <w:t>Explanation: The number 555 reads the same backward as forward, so it is a palindrome.</w:t>
+      </w:r>
+    </w:p>
+    <w:p>
+      <w:pPr>
+        <w:jc w:val="center"/>
+      </w:pPr>
+      <w:r>
+        <w:drawing>
+          <wp:inline distT="0" distB="0" distL="0" distR="0" wp14:anchorId="5D234EF2" wp14:editId="08A67C3A">
+            <wp:extent cx="4358953" cy="3131820"/>
+            <wp:effectExtent l="0" t="0" r="3810" b="0"/>
+            <wp:docPr id="17955661" name="Picture 1"/>
+            <wp:cNvGraphicFramePr>
+              <a:graphicFrameLocks xmlns:a="http://schemas.openxmlformats.org/drawingml/2006/main" noChangeAspect="1"/>
+            </wp:cNvGraphicFramePr>
+            <a:graphic xmlns:a="http://schemas.openxmlformats.org/drawingml/2006/main">
+              <a:graphicData uri="http://schemas.openxmlformats.org/drawingml/2006/picture">
+                <pic:pic xmlns:pic="http://schemas.openxmlformats.org/drawingml/2006/picture">
+                  <pic:nvPicPr>
+                    <pic:cNvPr id="17955661" name=""/>
+                    <pic:cNvPicPr/>
+                  </pic:nvPicPr>
+                  <pic:blipFill>
+                    <a:blip r:embed="rId45"/>
+                    <a:stretch>
+                      <a:fillRect/>
+                    </a:stretch>
+                  </pic:blipFill>
+                  <pic:spPr>
+                    <a:xfrm>
+                      <a:off x="0" y="0"/>
+                      <a:ext cx="4370276" cy="3139955"/>
+                    </a:xfrm>
+                    <a:prstGeom prst="rect">
+                      <a:avLst/>
+                    </a:prstGeom>
+                  </pic:spPr>
+                </pic:pic>
+              </a:graphicData>
+            </a:graphic>
+          </wp:inline>
+        </w:drawing>
+      </w:r>
+    </w:p>
+    <w:p>
+      <w:pPr>
+        <w:rPr>
+          <w:b/>
+          <w:bCs/>
+        </w:rPr>
+      </w:pPr>
     </w:p>
     <w:sectPr>
-      <w:headerReference w:type="default" r:id="rId45"/>
+      <w:headerReference w:type="default" r:id="rId46"/>
       <w:pgSz w:w="11906" w:h="16838"/>
       <w:pgMar w:top="1440" w:right="1440" w:bottom="1440" w:left="1440" w:header="708" w:footer="708" w:gutter="0"/>
       <w:cols w:space="708"/>
